--- a/docs/labs/pr12/tp/reports/0302-pz01-tp.docx
+++ b/docs/labs/pr12/tp/reports/0302-pz01-tp.docx
@@ -487,8 +487,16 @@
             <w:vAlign w:val="center"/>
           </w:tcPr>
           <w:p>
-            <w:r>
-              <w:t>Студент гр. № (не предоставлена)</w:t>
+            <w:pPr>
+              <w:ind w:firstLine="0"/>
+            </w:pPr>
+            <w:r>
+              <w:rPr>
+                <w:sz w:val="24"/>
+              </w:rPr>
+              <w:t>гр. №</w:t>
+              <w:br/>
+              <w:t>не указана</w:t>
             </w:r>
           </w:p>
         </w:tc>
@@ -618,7 +626,13 @@
             <w:vAlign w:val="center"/>
           </w:tcPr>
           <w:p>
-            <w:r>
+            <w:pPr>
+              <w:ind w:firstLine="0"/>
+            </w:pPr>
+            <w:r>
+              <w:rPr>
+                <w:sz w:val="28"/>
+              </w:rPr>
               <w:t>Тимофей Патрушев</w:t>
             </w:r>
           </w:p>
@@ -831,8 +845,14 @@
           <w:lang w:eastAsia="ru-RU"/>
         </w:rPr>
       </w:pPr>
-      <w:r>
-        <w:t>ВВЕДЕНИЕ</w:t>
+      <w:hyperlink w:anchor="tp_section_15">
+        <w:r>
+          <w:t>ВВЕДЕНИЕ</w:t>
+        </w:r>
+      </w:hyperlink>
+      <w:r>
+        <w:tab/>
+        <w:t>3</w:t>
       </w:r>
     </w:p>
     <w:p>
@@ -846,8 +866,14 @@
           <w:lang w:eastAsia="ru-RU"/>
         </w:rPr>
       </w:pPr>
-      <w:r>
-        <w:t>1 Сведения о работе и проекте</w:t>
+      <w:hyperlink w:anchor="tp_section_16">
+        <w:r>
+          <w:t>1 Сведения о работе и проекте</w:t>
+        </w:r>
+      </w:hyperlink>
+      <w:r>
+        <w:tab/>
+        <w:t>4</w:t>
       </w:r>
     </w:p>
     <w:p>
@@ -861,8 +887,14 @@
           <w:lang w:eastAsia="ru-RU"/>
         </w:rPr>
       </w:pPr>
-      <w:r>
-        <w:t>2 Постановка задачи и обследование</w:t>
+      <w:hyperlink w:anchor="tp_section_17">
+        <w:r>
+          <w:t>2 Постановка задачи и обследование</w:t>
+        </w:r>
+      </w:hyperlink>
+      <w:r>
+        <w:tab/>
+        <w:t>5</w:t>
       </w:r>
     </w:p>
     <w:p>
@@ -876,8 +908,14 @@
           <w:lang w:eastAsia="ru-RU"/>
         </w:rPr>
       </w:pPr>
-      <w:r>
-        <w:t>3 Выполнение работы</w:t>
+      <w:hyperlink w:anchor="tp_section_18">
+        <w:r>
+          <w:t>3 Выполнение работы</w:t>
+        </w:r>
+      </w:hyperlink>
+      <w:r>
+        <w:tab/>
+        <w:t>7</w:t>
       </w:r>
     </w:p>
     <w:p>
@@ -891,8 +929,14 @@
           <w:lang w:eastAsia="ru-RU"/>
         </w:rPr>
       </w:pPr>
-      <w:r>
-        <w:t>Требования рассматриваемого участка</w:t>
+      <w:hyperlink w:anchor="tp_section_19">
+        <w:r>
+          <w:t>Требования рассматриваемого участка</w:t>
+        </w:r>
+      </w:hyperlink>
+      <w:r>
+        <w:tab/>
+        <w:t>7</w:t>
       </w:r>
     </w:p>
     <w:p>
@@ -906,8 +950,14 @@
           <w:lang w:eastAsia="ru-RU"/>
         </w:rPr>
       </w:pPr>
-      <w:r>
-        <w:t>Управление изменением</w:t>
+      <w:hyperlink w:anchor="tp_section_20">
+        <w:r>
+          <w:t>Управление изменением</w:t>
+        </w:r>
+      </w:hyperlink>
+      <w:r>
+        <w:tab/>
+        <w:t>7</w:t>
       </w:r>
     </w:p>
     <w:p>
@@ -921,8 +971,14 @@
           <w:lang w:eastAsia="ru-RU"/>
         </w:rPr>
       </w:pPr>
-      <w:r>
-        <w:t>Замечания оппонентов и принятые решения</w:t>
+      <w:hyperlink w:anchor="tp_section_21">
+        <w:r>
+          <w:t>Замечания оппонентов и принятые решения</w:t>
+        </w:r>
+      </w:hyperlink>
+      <w:r>
+        <w:tab/>
+        <w:t>8</w:t>
       </w:r>
     </w:p>
     <w:p>
@@ -936,8 +992,14 @@
           <w:lang w:eastAsia="ru-RU"/>
         </w:rPr>
       </w:pPr>
-      <w:r>
-        <w:t>4 Проверка результатов</w:t>
+      <w:hyperlink w:anchor="tp_section_22">
+        <w:r>
+          <w:t>4 Проверка результатов</w:t>
+        </w:r>
+      </w:hyperlink>
+      <w:r>
+        <w:tab/>
+        <w:t>10</w:t>
       </w:r>
     </w:p>
     <w:p>
@@ -951,8 +1013,14 @@
           <w:lang w:eastAsia="ru-RU"/>
         </w:rPr>
       </w:pPr>
-      <w:r>
-        <w:t>5 Индивидуальный вклад и взаимодействие</w:t>
+      <w:hyperlink w:anchor="tp_section_23">
+        <w:r>
+          <w:t>5 Индивидуальный вклад и взаимодействие</w:t>
+        </w:r>
+      </w:hyperlink>
+      <w:r>
+        <w:tab/>
+        <w:t>12</w:t>
       </w:r>
     </w:p>
     <w:p>
@@ -966,8 +1034,14 @@
           <w:lang w:eastAsia="ru-RU"/>
         </w:rPr>
       </w:pPr>
-      <w:r>
-        <w:t>ЗАКЛЮЧЕНИЕ</w:t>
+      <w:hyperlink w:anchor="tp_section_24">
+        <w:r>
+          <w:t>ЗАКЛЮЧЕНИЕ</w:t>
+        </w:r>
+      </w:hyperlink>
+      <w:r>
+        <w:tab/>
+        <w:t>13</w:t>
       </w:r>
     </w:p>
     <w:p>
@@ -979,6 +1053,7 @@
       </w:r>
     </w:p>
     <w:p>
+      <w:bookmarkStart w:id="515" w:name="tp_section_15"/>
       <w:pPr>
         <w:pStyle w:val="af9"/>
       </w:pPr>
@@ -988,6 +1063,7 @@
         <w:t>ВВЕДЕНИЕ</w:t>
       </w:r>
       <w:bookmarkEnd w:id="1"/>
+      <w:bookmarkEnd w:id="515"/>
     </w:p>
     <w:p>
       <w:r>
@@ -1002,7 +1078,7 @@
     <w:p>
       <w:pPr/>
       <w:r>
-        <w:t>Автор результата Тимофей Патрушев при помощи Codex. MANUAL_LAB_PR12; Processing — Operations Core. Контракты Candidate/In Review, grant отсутствует; formal admission и backend /start /review не выполнялись. Технические проверки фактические, человеческие действия и изображения ожидаются.</w:t>
+        <w:t>Автор — Тимофей Патрушев при помощи Codex. MANUAL_LAB_PR12. Инженерные PR приняты в main; принятие отчётного PR №10 и человеческие проверки ожидаются. Product/Architecture contracts сохраняют Candidate/In Review. Официальные /start и /review не вызывались.</w:t>
       </w:r>
     </w:p>
     <w:p>
@@ -1011,6 +1087,7 @@
       </w:r>
     </w:p>
     <w:p>
+      <w:bookmarkStart w:id="516" w:name="tp_section_16"/>
       <w:pPr>
         <w:pStyle w:val="af7"/>
       </w:pPr>
@@ -1020,6 +1097,7 @@
         <w:t>1 Сведения о работе и проекте</w:t>
       </w:r>
       <w:bookmarkEnd w:id="2"/>
+      <w:bookmarkEnd w:id="516"/>
     </w:p>
     <w:p>
       <w:pPr>
@@ -1060,10 +1138,15 @@
             <w:pPr>
               <w:pStyle w:val="ae"/>
               <w:keepNext/>
-              <w:spacing w:before="40" w:after="40"/>
-              <w:jc w:val="left"/>
-            </w:pPr>
-            <w:r>
+              <w:spacing w:before="40" w:after="60" w:line="240" w:lineRule="auto"/>
+              <w:ind w:firstLine="0"/>
+              <w:jc w:val="left"/>
+            </w:pPr>
+            <w:r>
+              <w:rPr>
+                <w:b/>
+                <w:sz w:val="24"/>
+              </w:rPr>
               <w:t>Поле</w:t>
             </w:r>
           </w:p>
@@ -1077,10 +1160,15 @@
             <w:pPr>
               <w:pStyle w:val="ae"/>
               <w:keepNext/>
-              <w:spacing w:before="40" w:after="40"/>
-              <w:jc w:val="left"/>
-            </w:pPr>
-            <w:r>
+              <w:spacing w:before="40" w:after="60" w:line="240" w:lineRule="auto"/>
+              <w:ind w:firstLine="0"/>
+              <w:jc w:val="left"/>
+            </w:pPr>
+            <w:r>
+              <w:rPr>
+                <w:b/>
+                <w:sz w:val="24"/>
+              </w:rPr>
               <w:t>Значение</w:t>
             </w:r>
           </w:p>
@@ -1095,8 +1183,15 @@
             <w:tcW w:type="dxa" w:w="4677"/>
           </w:tcPr>
           <w:p>
-            <w:pPr/>
-            <w:r>
+            <w:pPr>
+              <w:spacing w:line="240" w:lineRule="auto" w:after="60"/>
+              <w:ind w:firstLine="0"/>
+              <w:jc w:val="left"/>
+            </w:pPr>
+            <w:r>
+              <w:rPr>
+                <w:sz w:val="24"/>
+              </w:rPr>
               <w:t>ФИО, группа</w:t>
             </w:r>
           </w:p>
@@ -1106,8 +1201,15 @@
             <w:tcW w:type="dxa" w:w="4677"/>
           </w:tcPr>
           <w:p>
-            <w:pPr/>
-            <w:r>
+            <w:pPr>
+              <w:spacing w:line="240" w:lineRule="auto" w:after="60"/>
+              <w:ind w:firstLine="0"/>
+              <w:jc w:val="left"/>
+            </w:pPr>
+            <w:r>
+              <w:rPr>
+                <w:sz w:val="24"/>
+              </w:rPr>
               <w:t>Тимофей Патрушев. Группа не предоставлена; заполняет участник</w:t>
             </w:r>
           </w:p>
@@ -1122,8 +1224,15 @@
             <w:tcW w:type="dxa" w:w="4677"/>
           </w:tcPr>
           <w:p>
-            <w:pPr/>
-            <w:r>
+            <w:pPr>
+              <w:spacing w:line="240" w:lineRule="auto" w:after="60"/>
+              <w:ind w:firstLine="0"/>
+              <w:jc w:val="left"/>
+            </w:pPr>
+            <w:r>
+              <w:rPr>
+                <w:sz w:val="24"/>
+              </w:rPr>
               <w:t>Проект и команда</w:t>
             </w:r>
           </w:p>
@@ -1133,9 +1242,16 @@
             <w:tcW w:type="dxa" w:w="4677"/>
           </w:tcPr>
           <w:p>
-            <w:pPr/>
-            <w:r>
-              <w:t>HitPipe; пять участников</w:t>
+            <w:pPr>
+              <w:spacing w:line="240" w:lineRule="auto" w:after="60"/>
+              <w:ind w:firstLine="0"/>
+              <w:jc w:val="left"/>
+            </w:pPr>
+            <w:r>
+              <w:rPr>
+                <w:sz w:val="24"/>
+              </w:rPr>
+              <w:t>HitPipe; Processing — Operations Core</w:t>
             </w:r>
           </w:p>
         </w:tc>
@@ -1149,8 +1265,15 @@
             <w:tcW w:type="dxa" w:w="4677"/>
           </w:tcPr>
           <w:p>
-            <w:pPr/>
-            <w:r>
+            <w:pPr>
+              <w:spacing w:line="240" w:lineRule="auto" w:after="60"/>
+              <w:ind w:firstLine="0"/>
+              <w:jc w:val="left"/>
+            </w:pPr>
+            <w:r>
+              <w:rPr>
+                <w:sz w:val="24"/>
+              </w:rPr>
               <w:t>Личный участок</w:t>
             </w:r>
           </w:p>
@@ -1160,8 +1283,15 @@
             <w:tcW w:type="dxa" w:w="4677"/>
           </w:tcPr>
           <w:p>
-            <w:pPr/>
-            <w:r>
+            <w:pPr>
+              <w:spacing w:line="240" w:lineRule="auto" w:after="60"/>
+              <w:ind w:firstLine="0"/>
+              <w:jc w:val="left"/>
+            </w:pPr>
+            <w:r>
+              <w:rPr>
+                <w:sz w:val="24"/>
+              </w:rPr>
               <w:t>Processing / PaidOrderEligibility; services/processing</w:t>
             </w:r>
           </w:p>
@@ -1176,8 +1306,15 @@
             <w:tcW w:type="dxa" w:w="4677"/>
           </w:tcPr>
           <w:p>
-            <w:pPr/>
-            <w:r>
+            <w:pPr>
+              <w:spacing w:line="240" w:lineRule="auto" w:after="60"/>
+              <w:ind w:firstLine="0"/>
+              <w:jc w:val="left"/>
+            </w:pPr>
+            <w:r>
+              <w:rPr>
+                <w:sz w:val="24"/>
+              </w:rPr>
               <w:t>Репозиторий</w:t>
             </w:r>
           </w:p>
@@ -1187,17 +1324,30 @@
             <w:tcW w:type="dxa" w:w="4677"/>
           </w:tcPr>
           <w:p>
-            <w:pPr/>
-            <w:r/>
-            <w:hyperlink r:id="rId14">
+            <w:pPr>
+              <w:spacing w:line="240" w:lineRule="auto" w:after="60"/>
+              <w:ind w:firstLine="0"/>
+              <w:jc w:val="left"/>
+            </w:pPr>
+            <w:r>
+              <w:rPr>
+                <w:sz w:val="24"/>
+              </w:rPr>
+            </w:r>
+            <w:hyperlink r:id="rId15">
               <w:r>
                 <w:rPr>
                   <w:rStyle w:val="Hyperlink"/>
+                  <w:sz w:val="24"/>
                 </w:rPr>
                 <w:t>https://github.com/hitpipe/hitpipe</w:t>
               </w:r>
             </w:hyperlink>
-            <w:r/>
+            <w:r>
+              <w:rPr>
+                <w:sz w:val="24"/>
+              </w:rPr>
+            </w:r>
           </w:p>
         </w:tc>
       </w:tr>
@@ -1210,8 +1360,15 @@
             <w:tcW w:type="dxa" w:w="4677"/>
           </w:tcPr>
           <w:p>
-            <w:pPr/>
-            <w:r>
+            <w:pPr>
+              <w:spacing w:line="240" w:lineRule="auto" w:after="60"/>
+              <w:ind w:firstLine="0"/>
+              <w:jc w:val="left"/>
+            </w:pPr>
+            <w:r>
+              <w:rPr>
+                <w:sz w:val="24"/>
+              </w:rPr>
               <w:t>Тег сдачи</w:t>
             </w:r>
           </w:p>
@@ -1221,8 +1378,15 @@
             <w:tcW w:type="dxa" w:w="4677"/>
           </w:tcPr>
           <w:p>
-            <w:pPr/>
-            <w:r>
+            <w:pPr>
+              <w:spacing w:line="240" w:lineRule="auto" w:after="60"/>
+              <w:ind w:firstLine="0"/>
+              <w:jc w:val="left"/>
+            </w:pPr>
+            <w:r>
+              <w:rPr>
+                <w:sz w:val="24"/>
+              </w:rPr>
               <w:t>0302-pz01-tp-v1 — НЕ СОЗДАН, human gate</w:t>
             </w:r>
           </w:p>
@@ -1237,8 +1401,15 @@
             <w:tcW w:type="dxa" w:w="4677"/>
           </w:tcPr>
           <w:p>
-            <w:pPr/>
-            <w:r>
+            <w:pPr>
+              <w:spacing w:line="240" w:lineRule="auto" w:after="60"/>
+              <w:ind w:firstLine="0"/>
+              <w:jc w:val="left"/>
+            </w:pPr>
+            <w:r>
+              <w:rPr>
+                <w:sz w:val="24"/>
+              </w:rPr>
               <w:t>Вариант</w:t>
             </w:r>
           </w:p>
@@ -1248,8 +1419,15 @@
             <w:tcW w:type="dxa" w:w="4677"/>
           </w:tcPr>
           <w:p>
-            <w:pPr/>
-            <w:r>
+            <w:pPr>
+              <w:spacing w:line="240" w:lineRule="auto" w:after="60"/>
+              <w:ind w:firstLine="0"/>
+              <w:jc w:val="left"/>
+            </w:pPr>
+            <w:r>
+              <w:rPr>
+                <w:sz w:val="24"/>
+              </w:rPr>
               <w:t>Собственный существенный module и offline consumer, не резервный стенд</w:t>
             </w:r>
           </w:p>
@@ -1264,8 +1442,15 @@
             <w:tcW w:type="dxa" w:w="4677"/>
           </w:tcPr>
           <w:p>
-            <w:pPr/>
-            <w:r>
+            <w:pPr>
+              <w:spacing w:line="240" w:lineRule="auto" w:after="60"/>
+              <w:ind w:firstLine="0"/>
+              <w:jc w:val="left"/>
+            </w:pPr>
+            <w:r>
+              <w:rPr>
+                <w:sz w:val="24"/>
+              </w:rPr>
               <w:t>Версия</w:t>
             </w:r>
           </w:p>
@@ -1275,9 +1460,16 @@
             <w:tcW w:type="dxa" w:w="4677"/>
           </w:tcPr>
           <w:p>
-            <w:pPr/>
-            <w:r>
-              <w:t>Code 4a2bfcdd9bf7; CI 8ae5d67b9eb0. Полные SHA: evidence/c3/record.json и evidence/ci/runs.json</w:t>
+            <w:pPr>
+              <w:spacing w:line="240" w:lineRule="auto" w:after="60"/>
+              <w:ind w:firstLine="0"/>
+              <w:jc w:val="left"/>
+            </w:pPr>
+            <w:r>
+              <w:rPr>
+                <w:sz w:val="24"/>
+              </w:rPr>
+              <w:t>Принятый main ec0dcba7ca42; Go 1.27.2. Полные SHA и CI: submission-record.json; evidence/report-refresh-20261019/accepted-pr-state.json</w:t>
             </w:r>
           </w:p>
         </w:tc>
@@ -1291,8 +1483,15 @@
             <w:tcW w:type="dxa" w:w="4677"/>
           </w:tcPr>
           <w:p>
-            <w:pPr/>
-            <w:r>
+            <w:pPr>
+              <w:spacing w:line="240" w:lineRule="auto" w:after="60"/>
+              <w:ind w:firstLine="0"/>
+              <w:jc w:val="left"/>
+            </w:pPr>
+            <w:r>
+              <w:rPr>
+                <w:sz w:val="24"/>
+              </w:rPr>
               <w:t>Состояние</w:t>
             </w:r>
           </w:p>
@@ -1302,9 +1501,16 @@
             <w:tcW w:type="dxa" w:w="4677"/>
           </w:tcPr>
           <w:p>
-            <w:pPr/>
-            <w:r>
-              <w:t>CONTENT_READY_IMAGES_PENDING; human gates pending</w:t>
+            <w:pPr>
+              <w:spacing w:line="240" w:lineRule="auto" w:after="60"/>
+              <w:ind w:firstLine="0"/>
+              <w:jc w:val="left"/>
+            </w:pPr>
+            <w:r>
+              <w:rPr>
+                <w:sz w:val="24"/>
+              </w:rPr>
+              <w:t>CONTENT_READY_IMAGES_PENDING; сдача не принята</w:t>
             </w:r>
           </w:p>
         </w:tc>
@@ -1318,8 +1524,15 @@
             <w:tcW w:type="dxa" w:w="4677"/>
           </w:tcPr>
           <w:p>
-            <w:pPr/>
-            <w:r>
+            <w:pPr>
+              <w:spacing w:line="240" w:lineRule="auto" w:after="60"/>
+              <w:ind w:firstLine="0"/>
+              <w:jc w:val="left"/>
+            </w:pPr>
+            <w:r>
+              <w:rPr>
+                <w:sz w:val="24"/>
+              </w:rPr>
               <w:t>Источник формы</w:t>
             </w:r>
           </w:p>
@@ -1329,8 +1542,15 @@
             <w:tcW w:type="dxa" w:w="4677"/>
           </w:tcPr>
           <w:p>
-            <w:pPr/>
-            <w:r>
+            <w:pPr>
+              <w:spacing w:line="240" w:lineRule="auto" w:after="60"/>
+              <w:ind w:firstLine="0"/>
+              <w:jc w:val="left"/>
+            </w:pPr>
+            <w:r>
+              <w:rPr>
+                <w:sz w:val="24"/>
+              </w:rPr>
               <w:t>Четыре адаптированные формы bootstrap v2</w:t>
             </w:r>
           </w:p>
@@ -1343,6 +1563,7 @@
       </w:pPr>
     </w:p>
     <w:p>
+      <w:bookmarkStart w:id="517" w:name="tp_section_17"/>
       <w:pPr>
         <w:pStyle w:val="af7"/>
       </w:pPr>
@@ -1352,6 +1573,7 @@
         <w:t>2 Постановка задачи и обследование</w:t>
       </w:r>
       <w:bookmarkEnd w:id="3"/>
+      <w:bookmarkEnd w:id="517"/>
     </w:p>
     <w:p>
       <w:r>
@@ -1360,12 +1582,12 @@
     </w:p>
     <w:p>
       <w:r>
-        <w:t>HIT-25…HIT-32, component Processing. База pr12-bootstrap-20261017-v2 → 94b78199c202a31bcb63326ae7f2a4748aa29360, bootstrap PR2 открыт. Context-lock и 205 файлов source/export inventory проверены. Formal Git 84249ff3ba611358232294c46f6022f030ea223d; локальный OAS совпал с реальным Git blob SHA256 7c47ab0792487d5548658e10075ca837147b19acc4f5ce2822d4430972533829. Product/Architecture/Discovery source status Candidate/In Review.</w:t>
-      </w:r>
-    </w:p>
-    <w:p>
-      <w:r>
-        <w:t>Реальное интервью NOT CONDUCTED; даты, участники и согласованная преподавателем роль представителя неизвестны. Вопросы подготовлены в interview.md; Lead организует контакт. Desk research в pinned DA/Vision/Product не подменяет разговор участника.</w:t>
+        <w:t>Принятый инженерный main ec0dcba7ca42ea59909489cef9650c6edff12f35. Bootstrap PR №2, требования №3/4, код №5/6/7, документация №8/9 и авторские поправки №20/22 фактически merged. PR №10 открыт с базой main. Это native GitHub merge, не экспериментальный стек. Исходные Product/Architecture contracts остаются Candidate/In Review; context lock не изменялся.</w:t>
+      </w:r>
+    </w:p>
+    <w:p>
+      <w:r>
+        <w:t>«Реального пользователя на данном этапе опросить нельзя: пользователь пока не найден». NOT CONDUCTED / BLOCKED_NO_USER. Дата разговора, респондент и ответы отсутствуют. Источник — HIT-25/10452 и HIT-12/10507. Подготовленные вопросы interview.md и desk research не являются интервью.</w:t>
       </w:r>
     </w:p>
     <w:p>
@@ -1411,10 +1633,15 @@
             <w:pPr>
               <w:pStyle w:val="ae"/>
               <w:keepNext/>
-              <w:spacing w:before="40" w:after="40"/>
-              <w:jc w:val="left"/>
-            </w:pPr>
-            <w:r>
+              <w:spacing w:before="40" w:after="60" w:line="240" w:lineRule="auto"/>
+              <w:ind w:firstLine="0"/>
+              <w:jc w:val="left"/>
+            </w:pPr>
+            <w:r>
+              <w:rPr>
+                <w:b/>
+                <w:sz w:val="24"/>
+              </w:rPr>
               <w:t>Вопрос обследования</w:t>
             </w:r>
           </w:p>
@@ -1428,10 +1655,15 @@
             <w:pPr>
               <w:pStyle w:val="ae"/>
               <w:keepNext/>
-              <w:spacing w:before="40" w:after="40"/>
-              <w:jc w:val="left"/>
-            </w:pPr>
-            <w:r>
+              <w:spacing w:before="40" w:after="60" w:line="240" w:lineRule="auto"/>
+              <w:ind w:firstLine="0"/>
+              <w:jc w:val="left"/>
+            </w:pPr>
+            <w:r>
+              <w:rPr>
+                <w:b/>
+                <w:sz w:val="24"/>
+              </w:rPr>
               <w:t>Полученный ответ и источник</w:t>
             </w:r>
           </w:p>
@@ -1445,10 +1677,15 @@
             <w:pPr>
               <w:pStyle w:val="ae"/>
               <w:keepNext/>
-              <w:spacing w:before="40" w:after="40"/>
-              <w:jc w:val="left"/>
-            </w:pPr>
-            <w:r>
+              <w:spacing w:before="40" w:after="60" w:line="240" w:lineRule="auto"/>
+              <w:ind w:firstLine="0"/>
+              <w:jc w:val="left"/>
+            </w:pPr>
+            <w:r>
+              <w:rPr>
+                <w:b/>
+                <w:sz w:val="24"/>
+              </w:rPr>
               <w:t>Решение / открытый вопрос</w:t>
             </w:r>
           </w:p>
@@ -1466,8 +1703,14 @@
           <w:p>
             <w:pPr>
               <w:pStyle w:val="ae"/>
-            </w:pPr>
-            <w:r>
+              <w:spacing w:line="240" w:lineRule="auto" w:after="60"/>
+              <w:ind w:firstLine="0"/>
+              <w:jc w:val="left"/>
+            </w:pPr>
+            <w:r>
+              <w:rPr>
+                <w:sz w:val="24"/>
+              </w:rPr>
               <w:t>Как сейчас проверяется full payment?</w:t>
             </w:r>
           </w:p>
@@ -1479,9 +1722,15 @@
           <w:p>
             <w:pPr>
               <w:pStyle w:val="ae"/>
-            </w:pPr>
-            <w:r>
-              <w:t>Ответ не получен; интервью NOT CONDUCTED</w:t>
+              <w:spacing w:line="240" w:lineRule="auto" w:after="60"/>
+              <w:ind w:firstLine="0"/>
+              <w:jc w:val="left"/>
+            </w:pPr>
+            <w:r>
+              <w:rPr>
+                <w:sz w:val="24"/>
+              </w:rPr>
+              <w:t>NOT CONDUCTED / BLOCKED_NO_USER: пользователь пока не найден</w:t>
             </w:r>
           </w:p>
         </w:tc>
@@ -1492,9 +1741,15 @@
           <w:p>
             <w:pPr>
               <w:pStyle w:val="ae"/>
-            </w:pPr>
-            <w:r>
-              <w:t>Lead организует представителя</w:t>
+              <w:spacing w:line="240" w:lineRule="auto" w:after="60"/>
+              <w:ind w:firstLine="0"/>
+              <w:jc w:val="left"/>
+            </w:pPr>
+            <w:r>
+              <w:rPr>
+                <w:sz w:val="24"/>
+              </w:rPr>
+              <w:t>Lead находит реального пользователя; ответы не придуманы</w:t>
             </w:r>
           </w:p>
         </w:tc>
@@ -1511,8 +1766,14 @@
           <w:p>
             <w:pPr>
               <w:pStyle w:val="ae"/>
-            </w:pPr>
-            <w:r>
+              <w:spacing w:line="240" w:lineRule="auto" w:after="60"/>
+              <w:ind w:firstLine="0"/>
+              <w:jc w:val="left"/>
+            </w:pPr>
+            <w:r>
+              <w:rPr>
+                <w:sz w:val="24"/>
+              </w:rPr>
               <w:t>Какие account/mode/Price/activation?</w:t>
             </w:r>
           </w:p>
@@ -1524,8 +1785,14 @@
           <w:p>
             <w:pPr>
               <w:pStyle w:val="ae"/>
-            </w:pPr>
-            <w:r>
+              <w:spacing w:line="240" w:lineRule="auto" w:after="60"/>
+              <w:ind w:firstLine="0"/>
+              <w:jc w:val="left"/>
+            </w:pPr>
+            <w:r>
+              <w:rPr>
+                <w:sz w:val="24"/>
+              </w:rPr>
               <w:t>Документальные решения RULE006; не интервью</w:t>
             </w:r>
           </w:p>
@@ -1537,8 +1804,14 @@
           <w:p>
             <w:pPr>
               <w:pStyle w:val="ae"/>
-            </w:pPr>
-            <w:r>
+              <w:spacing w:line="240" w:lineRule="auto" w:after="60"/>
+              <w:ind w:firstLine="0"/>
+              <w:jc w:val="left"/>
+            </w:pPr>
+            <w:r>
+              <w:rPr>
+                <w:sz w:val="24"/>
+              </w:rPr>
               <w:t>Подтвердить реальный текущий процесс</w:t>
             </w:r>
           </w:p>
@@ -1556,8 +1829,14 @@
           <w:p>
             <w:pPr>
               <w:pStyle w:val="ae"/>
-            </w:pPr>
-            <w:r>
+              <w:spacing w:line="240" w:lineRule="auto" w:after="60"/>
+              <w:ind w:firstLine="0"/>
+              <w:jc w:val="left"/>
+            </w:pPr>
+            <w:r>
+              <w:rPr>
+                <w:sz w:val="24"/>
+              </w:rPr>
               <w:t>Какие ошибки/ограничения/достаточный результат?</w:t>
             </w:r>
           </w:p>
@@ -1569,8 +1848,14 @@
           <w:p>
             <w:pPr>
               <w:pStyle w:val="ae"/>
-            </w:pPr>
-            <w:r>
+              <w:spacing w:line="240" w:lineRule="auto" w:after="60"/>
+              <w:ind w:firstLine="0"/>
+              <w:jc w:val="left"/>
+            </w:pPr>
+            <w:r>
+              <w:rPr>
+                <w:sz w:val="24"/>
+              </w:rPr>
               <w:t>Собственные вопросы interview.md</w:t>
             </w:r>
           </w:p>
@@ -1582,8 +1867,14 @@
           <w:p>
             <w:pPr>
               <w:pStyle w:val="ae"/>
-            </w:pPr>
-            <w:r>
+              <w:spacing w:line="240" w:lineRule="auto" w:after="60"/>
+              <w:ind w:firstLine="0"/>
+              <w:jc w:val="left"/>
+            </w:pPr>
+            <w:r>
+              <w:rPr>
+                <w:sz w:val="24"/>
+              </w:rPr>
               <w:t>Ответы и empirical validation pending</w:t>
             </w:r>
           </w:p>
@@ -1611,6 +1902,7 @@
       </w:r>
     </w:p>
     <w:p>
+      <w:bookmarkStart w:id="518" w:name="tp_section_18"/>
       <w:pPr>
         <w:pStyle w:val="af7"/>
       </w:pPr>
@@ -1620,8 +1912,10 @@
         <w:t>3 Выполнение работы</w:t>
       </w:r>
       <w:bookmarkEnd w:id="4"/>
-    </w:p>
-    <w:p>
+      <w:bookmarkEnd w:id="518"/>
+    </w:p>
+    <w:p>
+      <w:bookmarkStart w:id="519" w:name="tp_section_19"/>
       <w:pPr>
         <w:pStyle w:val="afa"/>
       </w:pPr>
@@ -1630,6 +1924,7 @@
         <w:t>Требования рассматриваемого участка</w:t>
       </w:r>
       <w:bookmarkEnd w:id="5"/>
+      <w:bookmarkEnd w:id="519"/>
     </w:p>
     <w:p>
       <w:pPr>
@@ -1674,10 +1969,15 @@
             <w:pPr>
               <w:pStyle w:val="ae"/>
               <w:keepNext/>
-              <w:spacing w:before="40" w:after="40"/>
-              <w:jc w:val="left"/>
-            </w:pPr>
-            <w:r>
+              <w:spacing w:before="40" w:after="60" w:line="240" w:lineRule="auto"/>
+              <w:ind w:firstLine="0"/>
+              <w:jc w:val="left"/>
+            </w:pPr>
+            <w:r>
+              <w:rPr>
+                <w:b/>
+                <w:sz w:val="24"/>
+              </w:rPr>
               <w:t>ID</w:t>
             </w:r>
           </w:p>
@@ -1691,10 +1991,15 @@
             <w:pPr>
               <w:pStyle w:val="ae"/>
               <w:keepNext/>
-              <w:spacing w:before="40" w:after="40"/>
-              <w:jc w:val="left"/>
-            </w:pPr>
-            <w:r>
+              <w:spacing w:before="40" w:after="60" w:line="240" w:lineRule="auto"/>
+              <w:ind w:firstLine="0"/>
+              <w:jc w:val="left"/>
+            </w:pPr>
+            <w:r>
+              <w:rPr>
+                <w:b/>
+                <w:sz w:val="24"/>
+              </w:rPr>
               <w:t>Требование</w:t>
             </w:r>
           </w:p>
@@ -1708,10 +2013,15 @@
             <w:pPr>
               <w:pStyle w:val="ae"/>
               <w:keepNext/>
-              <w:spacing w:before="40" w:after="40"/>
-              <w:jc w:val="left"/>
-            </w:pPr>
-            <w:r>
+              <w:spacing w:before="40" w:after="60" w:line="240" w:lineRule="auto"/>
+              <w:ind w:firstLine="0"/>
+              <w:jc w:val="left"/>
+            </w:pPr>
+            <w:r>
+              <w:rPr>
+                <w:b/>
+                <w:sz w:val="24"/>
+              </w:rPr>
               <w:t>Основание</w:t>
             </w:r>
           </w:p>
@@ -1725,10 +2035,15 @@
             <w:pPr>
               <w:pStyle w:val="ae"/>
               <w:keepNext/>
-              <w:spacing w:before="40" w:after="40"/>
-              <w:jc w:val="left"/>
-            </w:pPr>
-            <w:r>
+              <w:spacing w:before="40" w:after="60" w:line="240" w:lineRule="auto"/>
+              <w:ind w:firstLine="0"/>
+              <w:jc w:val="left"/>
+            </w:pPr>
+            <w:r>
+              <w:rPr>
+                <w:b/>
+                <w:sz w:val="24"/>
+              </w:rPr>
               <w:t>MVP / резерв</w:t>
             </w:r>
           </w:p>
@@ -1742,10 +2057,15 @@
             <w:pPr>
               <w:pStyle w:val="ae"/>
               <w:keepNext/>
-              <w:spacing w:before="40" w:after="40"/>
-              <w:jc w:val="left"/>
-            </w:pPr>
-            <w:r>
+              <w:spacing w:before="40" w:after="60" w:line="240" w:lineRule="auto"/>
+              <w:ind w:firstLine="0"/>
+              <w:jc w:val="left"/>
+            </w:pPr>
+            <w:r>
+              <w:rPr>
+                <w:b/>
+                <w:sz w:val="24"/>
+              </w:rPr>
               <w:t>Критерий и способ проверки</w:t>
             </w:r>
           </w:p>
@@ -1759,10 +2079,15 @@
             <w:pPr>
               <w:pStyle w:val="ae"/>
               <w:keepNext/>
-              <w:spacing w:before="40" w:after="40"/>
-              <w:jc w:val="left"/>
-            </w:pPr>
-            <w:r>
+              <w:spacing w:before="40" w:after="60" w:line="240" w:lineRule="auto"/>
+              <w:ind w:firstLine="0"/>
+              <w:jc w:val="left"/>
+            </w:pPr>
+            <w:r>
+              <w:rPr>
+                <w:b/>
+                <w:sz w:val="24"/>
+              </w:rPr>
               <w:t>Статус реализации</w:t>
             </w:r>
           </w:p>
@@ -1780,8 +2105,14 @@
           <w:p>
             <w:pPr>
               <w:pStyle w:val="ae"/>
-            </w:pPr>
-            <w:r>
+              <w:spacing w:line="240" w:lineRule="auto" w:after="60"/>
+              <w:ind w:firstLine="0"/>
+              <w:jc w:val="left"/>
+            </w:pPr>
+            <w:r>
+              <w:rPr>
+                <w:sz w:val="24"/>
+              </w:rPr>
               <w:t>TP-FR-01</w:t>
             </w:r>
           </w:p>
@@ -1793,8 +2124,14 @@
           <w:p>
             <w:pPr>
               <w:pStyle w:val="ae"/>
-            </w:pPr>
-            <w:r>
+              <w:spacing w:line="240" w:lineRule="auto" w:after="60"/>
+              <w:ind w:firstLine="0"/>
+              <w:jc w:val="left"/>
+            </w:pPr>
+            <w:r>
+              <w:rPr>
+                <w:sz w:val="24"/>
+              </w:rPr>
               <w:t>Conjunction финансовых predicates</w:t>
             </w:r>
           </w:p>
@@ -1806,8 +2143,14 @@
           <w:p>
             <w:pPr>
               <w:pStyle w:val="ae"/>
-            </w:pPr>
-            <w:r>
+              <w:spacing w:line="240" w:lineRule="auto" w:after="60"/>
+              <w:ind w:firstLine="0"/>
+              <w:jc w:val="left"/>
+            </w:pPr>
+            <w:r>
+              <w:rPr>
+                <w:sz w:val="24"/>
+              </w:rPr>
               <w:t>RULE006; BP002/T004</w:t>
             </w:r>
           </w:p>
@@ -1819,8 +2162,14 @@
           <w:p>
             <w:pPr>
               <w:pStyle w:val="ae"/>
-            </w:pPr>
-            <w:r>
+              <w:spacing w:line="240" w:lineRule="auto" w:after="60"/>
+              <w:ind w:firstLine="0"/>
+              <w:jc w:val="left"/>
+            </w:pPr>
+            <w:r>
+              <w:rPr>
+                <w:sz w:val="24"/>
+              </w:rPr>
               <w:t>MVP subset</w:t>
             </w:r>
           </w:p>
@@ -1832,8 +2181,14 @@
           <w:p>
             <w:pPr>
               <w:pStyle w:val="ae"/>
-            </w:pPr>
-            <w:r>
+              <w:spacing w:line="240" w:lineRule="auto" w:after="60"/>
+              <w:ind w:firstLine="0"/>
+              <w:jc w:val="left"/>
+            </w:pPr>
+            <w:r>
+              <w:rPr>
+                <w:sz w:val="24"/>
+              </w:rPr>
               <w:t>Given full fresh supported facts → VALID; FinancialDecisionTable</w:t>
             </w:r>
           </w:p>
@@ -1845,8 +2200,14 @@
           <w:p>
             <w:pPr>
               <w:pStyle w:val="ae"/>
-            </w:pPr>
-            <w:r>
+              <w:spacing w:line="240" w:lineRule="auto" w:after="60"/>
+              <w:ind w:firstLine="0"/>
+              <w:jc w:val="left"/>
+            </w:pPr>
+            <w:r>
+              <w:rPr>
+                <w:sz w:val="24"/>
+              </w:rPr>
               <w:t>Реализовано, local/CI PASS</w:t>
             </w:r>
           </w:p>
@@ -1864,8 +2225,14 @@
           <w:p>
             <w:pPr>
               <w:pStyle w:val="ae"/>
-            </w:pPr>
-            <w:r>
+              <w:spacing w:line="240" w:lineRule="auto" w:after="60"/>
+              <w:ind w:firstLine="0"/>
+              <w:jc w:val="left"/>
+            </w:pPr>
+            <w:r>
+              <w:rPr>
+                <w:sz w:val="24"/>
+              </w:rPr>
               <w:t>TP-ERR-01</w:t>
             </w:r>
           </w:p>
@@ -1877,8 +2244,14 @@
           <w:p>
             <w:pPr>
               <w:pStyle w:val="ae"/>
-            </w:pPr>
-            <w:r>
+              <w:spacing w:line="240" w:lineRule="auto" w:after="60"/>
+              <w:ind w:firstLine="0"/>
+              <w:jc w:val="left"/>
+            </w:pPr>
+            <w:r>
+              <w:rPr>
+                <w:sz w:val="24"/>
+              </w:rPr>
               <w:t>Unknown/read error не zero/unpaid</w:t>
             </w:r>
           </w:p>
@@ -1890,8 +2263,14 @@
           <w:p>
             <w:pPr>
               <w:pStyle w:val="ae"/>
-            </w:pPr>
-            <w:r>
+              <w:spacing w:line="240" w:lineRule="auto" w:after="60"/>
+              <w:ind w:firstLine="0"/>
+              <w:jc w:val="left"/>
+            </w:pPr>
+            <w:r>
+              <w:rPr>
+                <w:sz w:val="24"/>
+              </w:rPr>
               <w:t>RULE012; BP007/T005</w:t>
             </w:r>
           </w:p>
@@ -1903,8 +2282,14 @@
           <w:p>
             <w:pPr>
               <w:pStyle w:val="ae"/>
-            </w:pPr>
-            <w:r>
+              <w:spacing w:line="240" w:lineRule="auto" w:after="60"/>
+              <w:ind w:firstLine="0"/>
+              <w:jc w:val="left"/>
+            </w:pPr>
+            <w:r>
+              <w:rPr>
+                <w:sz w:val="24"/>
+              </w:rPr>
               <w:t>MVP subset</w:t>
             </w:r>
           </w:p>
@@ -1916,8 +2301,14 @@
           <w:p>
             <w:pPr>
               <w:pStyle w:val="ae"/>
-            </w:pPr>
-            <w:r>
+              <w:spacing w:line="240" w:lineRule="auto" w:after="60"/>
+              <w:ind w:firstLine="0"/>
+              <w:jc w:val="left"/>
+            </w:pPr>
+            <w:r>
+              <w:rPr>
+                <w:sz w:val="24"/>
+              </w:rPr>
               <w:t>null refund→INCOMPLETE; refund1→INELIGIBLE</w:t>
             </w:r>
           </w:p>
@@ -1929,8 +2320,14 @@
           <w:p>
             <w:pPr>
               <w:pStyle w:val="ae"/>
-            </w:pPr>
-            <w:r>
+              <w:spacing w:line="240" w:lineRule="auto" w:after="60"/>
+              <w:ind w:firstLine="0"/>
+              <w:jc w:val="left"/>
+            </w:pPr>
+            <w:r>
+              <w:rPr>
+                <w:sz w:val="24"/>
+              </w:rPr>
               <w:t>Реализовано, tests PASS</w:t>
             </w:r>
           </w:p>
@@ -1948,8 +2345,14 @@
           <w:p>
             <w:pPr>
               <w:pStyle w:val="ae"/>
-            </w:pPr>
-            <w:r>
+              <w:spacing w:line="240" w:lineRule="auto" w:after="60"/>
+              <w:ind w:firstLine="0"/>
+              <w:jc w:val="left"/>
+            </w:pPr>
+            <w:r>
+              <w:rPr>
+                <w:sz w:val="24"/>
+              </w:rPr>
               <w:t>TP-FR-02</w:t>
             </w:r>
           </w:p>
@@ -1961,8 +2364,14 @@
           <w:p>
             <w:pPr>
               <w:pStyle w:val="ae"/>
-            </w:pPr>
-            <w:r>
+              <w:spacing w:line="240" w:lineRule="auto" w:after="60"/>
+              <w:ind w:firstLine="0"/>
+              <w:jc w:val="left"/>
+            </w:pPr>
+            <w:r>
+              <w:rPr>
+                <w:sz w:val="24"/>
+              </w:rPr>
               <w:t>Oldest proof expiry</w:t>
             </w:r>
           </w:p>
@@ -1974,8 +2383,14 @@
           <w:p>
             <w:pPr>
               <w:pStyle w:val="ae"/>
-            </w:pPr>
-            <w:r>
+              <w:spacing w:line="240" w:lineRule="auto" w:after="60"/>
+              <w:ind w:firstLine="0"/>
+              <w:jc w:val="left"/>
+            </w:pPr>
+            <w:r>
+              <w:rPr>
+                <w:sz w:val="24"/>
+              </w:rPr>
               <w:t>BP007/T010; SourceFacts</w:t>
             </w:r>
           </w:p>
@@ -1987,8 +2402,14 @@
           <w:p>
             <w:pPr>
               <w:pStyle w:val="ae"/>
-            </w:pPr>
-            <w:r>
+              <w:spacing w:line="240" w:lineRule="auto" w:after="60"/>
+              <w:ind w:firstLine="0"/>
+              <w:jc w:val="left"/>
+            </w:pPr>
+            <w:r>
+              <w:rPr>
+                <w:sz w:val="24"/>
+              </w:rPr>
               <w:t>MVP subset</w:t>
             </w:r>
           </w:p>
@@ -2000,8 +2421,14 @@
           <w:p>
             <w:pPr>
               <w:pStyle w:val="ae"/>
-            </w:pPr>
-            <w:r>
+              <w:spacing w:line="240" w:lineRule="auto" w:after="60"/>
+              <w:ind w:firstLine="0"/>
+              <w:jc w:val="left"/>
+            </w:pPr>
+            <w:r>
+              <w:rPr>
+                <w:sz w:val="24"/>
+              </w:rPr>
               <w:t>9.999999999s VALID; 10s REFRESH</w:t>
             </w:r>
           </w:p>
@@ -2013,8 +2440,14 @@
           <w:p>
             <w:pPr>
               <w:pStyle w:val="ae"/>
-            </w:pPr>
-            <w:r>
+              <w:spacing w:line="240" w:lineRule="auto" w:after="60"/>
+              <w:ind w:firstLine="0"/>
+              <w:jc w:val="left"/>
+            </w:pPr>
+            <w:r>
+              <w:rPr>
+                <w:sz w:val="24"/>
+              </w:rPr>
               <w:t>Реализовано, boundary PASS</w:t>
             </w:r>
           </w:p>
@@ -2032,8 +2465,14 @@
           <w:p>
             <w:pPr>
               <w:pStyle w:val="ae"/>
-            </w:pPr>
-            <w:r>
+              <w:spacing w:line="240" w:lineRule="auto" w:after="60"/>
+              <w:ind w:firstLine="0"/>
+              <w:jc w:val="left"/>
+            </w:pPr>
+            <w:r>
+              <w:rPr>
+                <w:sz w:val="24"/>
+              </w:rPr>
               <w:t>TP-NFR-01</w:t>
             </w:r>
           </w:p>
@@ -2045,8 +2484,14 @@
           <w:p>
             <w:pPr>
               <w:pStyle w:val="ae"/>
-            </w:pPr>
-            <w:r>
+              <w:spacing w:line="240" w:lineRule="auto" w:after="60"/>
+              <w:ind w:firstLine="0"/>
+              <w:jc w:val="left"/>
+            </w:pPr>
+            <w:r>
+              <w:rPr>
+                <w:sz w:val="24"/>
+              </w:rPr>
               <w:t>Deterministic/no input mutation</w:t>
             </w:r>
           </w:p>
@@ -2058,8 +2503,14 @@
           <w:p>
             <w:pPr>
               <w:pStyle w:val="ae"/>
-            </w:pPr>
-            <w:r>
+              <w:spacing w:line="240" w:lineRule="auto" w:after="60"/>
+              <w:ind w:firstLine="0"/>
+              <w:jc w:val="left"/>
+            </w:pPr>
+            <w:r>
+              <w:rPr>
+                <w:sz w:val="24"/>
+              </w:rPr>
               <w:t>BP003/T002</w:t>
             </w:r>
           </w:p>
@@ -2071,8 +2522,14 @@
           <w:p>
             <w:pPr>
               <w:pStyle w:val="ae"/>
-            </w:pPr>
-            <w:r>
+              <w:spacing w:line="240" w:lineRule="auto" w:after="60"/>
+              <w:ind w:firstLine="0"/>
+              <w:jc w:val="left"/>
+            </w:pPr>
+            <w:r>
+              <w:rPr>
+                <w:sz w:val="24"/>
+              </w:rPr>
               <w:t>MVP subset</w:t>
             </w:r>
           </w:p>
@@ -2084,8 +2541,14 @@
           <w:p>
             <w:pPr>
               <w:pStyle w:val="ae"/>
-            </w:pPr>
-            <w:r>
+              <w:spacing w:line="240" w:lineRule="auto" w:after="60"/>
+              <w:ind w:firstLine="0"/>
+              <w:jc w:val="left"/>
+            </w:pPr>
+            <w:r>
+              <w:rPr>
+                <w:sz w:val="24"/>
+              </w:rPr>
               <w:t>100 одинаковых вызовов, same result/input bytes</w:t>
             </w:r>
           </w:p>
@@ -2097,8 +2560,14 @@
           <w:p>
             <w:pPr>
               <w:pStyle w:val="ae"/>
-            </w:pPr>
-            <w:r>
+              <w:spacing w:line="240" w:lineRule="auto" w:after="60"/>
+              <w:ind w:firstLine="0"/>
+              <w:jc w:val="left"/>
+            </w:pPr>
+            <w:r>
+              <w:rPr>
+                <w:sz w:val="24"/>
+              </w:rPr>
               <w:t>PASS; no full-system performance claim</w:t>
             </w:r>
           </w:p>
@@ -2121,6 +2590,7 @@
       </w:r>
     </w:p>
     <w:p>
+      <w:bookmarkStart w:id="520" w:name="tp_section_20"/>
       <w:pPr>
         <w:pStyle w:val="afa"/>
       </w:pPr>
@@ -2129,6 +2599,7 @@
         <w:t>Управление изменением</w:t>
       </w:r>
       <w:bookmarkEnd w:id="6"/>
+      <w:bookmarkEnd w:id="520"/>
     </w:p>
     <w:p>
       <w:r>
@@ -2148,12 +2619,12 @@
     </w:p>
     <w:p>
       <w:r>
-        <w:t>DoD: requirement ID/source/AC есть; отдельная task/branch/PR есть; actual bundle check PASS; meaningful executable checks того же контракта C1–C3 PASS; safe diagnostics/документация обновлены; human independent review/merge ещё pending. Не Done.</w:t>
-      </w:r>
-    </w:p>
-    <w:p>
-      <w:r>
-        <w:t>Изменение существенно: порядок hold и точные null/zero/expiry/activation semantics влияют на consumer result и тесты. Кодировалось после требования, не подгонкой под вывод. Новые реальные human remarks не получены; собственный output-exit defect исправлен HIT-29.</w:t>
+        <w:t>Требование, task/branch/PR, actual checks и технический review существуют; PR №4 merged. Кодовые PR и parser fix №20 также приняты и проверены в main. Это не закрывает интервью, слепую проверку другого студента, opposition или защиту; отчётный PR №10 ждёт отдельного review.</w:t>
+      </w:r>
+    </w:p>
+    <w:p>
+      <w:r>
+        <w:t>Refinement зафиксировал precedence/null/zero/expiry/activation до реализации. Отдельно реально обнаружены и исправлены две ошибки: CLI writer defect (HIT-29) и TP-REV-001 parser aliases (HIT-27, PR №20). Шесть намеренно внесённых мутаций учитываются отдельно. Делегированное повторное review приняло fix; финансовые правила не менялись.</w:t>
       </w:r>
     </w:p>
     <w:p>
@@ -2162,6 +2633,7 @@
       </w:r>
     </w:p>
     <w:p>
+      <w:bookmarkStart w:id="521" w:name="tp_section_21"/>
       <w:pPr>
         <w:pStyle w:val="afa"/>
       </w:pPr>
@@ -2170,6 +2642,7 @@
         <w:t>Замечания оппонентов и принятые решения</w:t>
       </w:r>
       <w:bookmarkEnd w:id="7"/>
+      <w:bookmarkEnd w:id="521"/>
     </w:p>
     <w:p>
       <w:r>
@@ -2202,7 +2675,7 @@
         <w:ind w:left="709" w:hanging="340"/>
       </w:pPr>
       <w:r>
-        <w:t>Сейчас external review/merge остаются HUMAN_PENDING; не заполняются fictitious author/date/approval.</w:t>
+        <w:t>Технические reviews Codex по поручению Lead опубликованы, PR №3–9/20/22 merged. Cross-project opposition и личная слепая проверка другого студента остаются pending/blocked; их участники, даты и отзывы не придуманы.</w:t>
       </w:r>
     </w:p>
     <w:p>
@@ -2245,10 +2718,15 @@
             <w:pPr>
               <w:pStyle w:val="ae"/>
               <w:keepNext/>
-              <w:spacing w:before="40" w:after="40"/>
-              <w:jc w:val="left"/>
-            </w:pPr>
-            <w:r>
+              <w:spacing w:before="40" w:after="60" w:line="240" w:lineRule="auto"/>
+              <w:ind w:firstLine="0"/>
+              <w:jc w:val="left"/>
+            </w:pPr>
+            <w:r>
+              <w:rPr>
+                <w:b/>
+                <w:sz w:val="24"/>
+              </w:rPr>
               <w:t>Замечание и объект рассмотрения</w:t>
             </w:r>
           </w:p>
@@ -2262,10 +2740,15 @@
             <w:pPr>
               <w:pStyle w:val="ae"/>
               <w:keepNext/>
-              <w:spacing w:before="40" w:after="40"/>
-              <w:jc w:val="left"/>
-            </w:pPr>
-            <w:r>
+              <w:spacing w:before="40" w:after="60" w:line="240" w:lineRule="auto"/>
+              <w:ind w:firstLine="0"/>
+              <w:jc w:val="left"/>
+            </w:pPr>
+            <w:r>
+              <w:rPr>
+                <w:b/>
+                <w:sz w:val="24"/>
+              </w:rPr>
               <w:t>Решение и обоснование</w:t>
             </w:r>
           </w:p>
@@ -2279,10 +2762,15 @@
             <w:pPr>
               <w:pStyle w:val="ae"/>
               <w:keepNext/>
-              <w:spacing w:before="40" w:after="40"/>
-              <w:jc w:val="left"/>
-            </w:pPr>
-            <w:r>
+              <w:spacing w:before="40" w:after="60" w:line="240" w:lineRule="auto"/>
+              <w:ind w:firstLine="0"/>
+              <w:jc w:val="left"/>
+            </w:pPr>
+            <w:r>
+              <w:rPr>
+                <w:b/>
+                <w:sz w:val="24"/>
+              </w:rPr>
               <w:t>Изменение и подтверждение</w:t>
             </w:r>
           </w:p>
@@ -2300,8 +2788,14 @@
           <w:p>
             <w:pPr>
               <w:pStyle w:val="ae"/>
-            </w:pPr>
-            <w:r>
+              <w:spacing w:line="240" w:lineRule="auto" w:after="60"/>
+              <w:ind w:firstLine="0"/>
+              <w:jc w:val="left"/>
+            </w:pPr>
+            <w:r>
+              <w:rPr>
+                <w:sz w:val="24"/>
+              </w:rPr>
               <w:t>Обсуждение внешнего проекта отсутствует</w:t>
             </w:r>
           </w:p>
@@ -2313,8 +2807,14 @@
           <w:p>
             <w:pPr>
               <w:pStyle w:val="ae"/>
-            </w:pPr>
-            <w:r>
+              <w:spacing w:line="240" w:lineRule="auto" w:after="60"/>
+              <w:ind w:firstLine="0"/>
+              <w:jc w:val="left"/>
+            </w:pPr>
+            <w:r>
+              <w:rPr>
+                <w:sz w:val="24"/>
+              </w:rPr>
               <w:t>BLOCKED_HUMAN_ASSIGNMENT, Lead</w:t>
             </w:r>
           </w:p>
@@ -2326,8 +2826,14 @@
           <w:p>
             <w:pPr>
               <w:pStyle w:val="ae"/>
-            </w:pPr>
-            <w:r>
+              <w:spacing w:line="240" w:lineRule="auto" w:after="60"/>
+              <w:ind w:firstLine="0"/>
+              <w:jc w:val="left"/>
+            </w:pPr>
+            <w:r>
+              <w:rPr>
+                <w:sz w:val="24"/>
+              </w:rPr>
               <w:t>Настоящие замечания/решения/версии ещё не получены</w:t>
             </w:r>
           </w:p>
@@ -2350,6 +2856,7 @@
       </w:r>
     </w:p>
     <w:p>
+      <w:bookmarkStart w:id="522" w:name="tp_section_22"/>
       <w:pPr>
         <w:pStyle w:val="af7"/>
       </w:pPr>
@@ -2359,6 +2866,7 @@
         <w:t>4 Проверка результатов</w:t>
       </w:r>
       <w:bookmarkEnd w:id="8"/>
+      <w:bookmarkEnd w:id="522"/>
     </w:p>
     <w:p>
       <w:pPr>
@@ -2402,10 +2910,15 @@
             <w:pPr>
               <w:pStyle w:val="ae"/>
               <w:keepNext/>
-              <w:spacing w:before="40" w:after="40"/>
-              <w:jc w:val="left"/>
-            </w:pPr>
-            <w:r>
+              <w:spacing w:before="40" w:after="60" w:line="240" w:lineRule="auto"/>
+              <w:ind w:firstLine="0"/>
+              <w:jc w:val="left"/>
+            </w:pPr>
+            <w:r>
+              <w:rPr>
+                <w:b/>
+                <w:sz w:val="24"/>
+              </w:rPr>
               <w:t>Предмет проверки</w:t>
             </w:r>
           </w:p>
@@ -2419,10 +2932,15 @@
             <w:pPr>
               <w:pStyle w:val="ae"/>
               <w:keepNext/>
-              <w:spacing w:before="40" w:after="40"/>
-              <w:jc w:val="left"/>
-            </w:pPr>
-            <w:r>
+              <w:spacing w:before="40" w:after="60" w:line="240" w:lineRule="auto"/>
+              <w:ind w:firstLine="0"/>
+              <w:jc w:val="left"/>
+            </w:pPr>
+            <w:r>
+              <w:rPr>
+                <w:b/>
+                <w:sz w:val="24"/>
+              </w:rPr>
               <w:t>Способ и условия</w:t>
             </w:r>
           </w:p>
@@ -2436,13 +2954,22 @@
             <w:pPr>
               <w:pStyle w:val="ae"/>
               <w:keepNext/>
-              <w:spacing w:before="40" w:after="40"/>
-              <w:jc w:val="left"/>
-            </w:pPr>
-            <w:r>
+              <w:spacing w:before="40" w:after="60" w:line="240" w:lineRule="auto"/>
+              <w:ind w:firstLine="0"/>
+              <w:jc w:val="left"/>
+            </w:pPr>
+            <w:r>
+              <w:rPr>
+                <w:b/>
+                <w:sz w:val="24"/>
+              </w:rPr>
               <w:t>Фактически</w:t>
             </w:r>
             <w:r>
+              <w:rPr>
+                <w:b/>
+                <w:sz w:val="24"/>
+              </w:rPr>
               <w:t>й результат</w:t>
             </w:r>
           </w:p>
@@ -2456,10 +2983,15 @@
             <w:pPr>
               <w:pStyle w:val="ae"/>
               <w:keepNext/>
-              <w:spacing w:before="40" w:after="40"/>
-              <w:jc w:val="left"/>
-            </w:pPr>
-            <w:r>
+              <w:spacing w:before="40" w:after="60" w:line="240" w:lineRule="auto"/>
+              <w:ind w:firstLine="0"/>
+              <w:jc w:val="left"/>
+            </w:pPr>
+            <w:r>
+              <w:rPr>
+                <w:b/>
+                <w:sz w:val="24"/>
+              </w:rPr>
               <w:t>Версия и доказательство</w:t>
             </w:r>
           </w:p>
@@ -2473,10 +3005,15 @@
             <w:pPr>
               <w:pStyle w:val="ae"/>
               <w:keepNext/>
-              <w:spacing w:before="40" w:after="40"/>
-              <w:jc w:val="left"/>
-            </w:pPr>
-            <w:r>
+              <w:spacing w:before="40" w:after="60" w:line="240" w:lineRule="auto"/>
+              <w:ind w:firstLine="0"/>
+              <w:jc w:val="left"/>
+            </w:pPr>
+            <w:r>
+              <w:rPr>
+                <w:b/>
+                <w:sz w:val="24"/>
+              </w:rPr>
               <w:t>Ограничения</w:t>
             </w:r>
           </w:p>
@@ -2494,9 +3031,15 @@
           <w:p>
             <w:pPr>
               <w:pStyle w:val="ae"/>
-            </w:pPr>
-            <w:r>
-              <w:t>Source package</w:t>
+              <w:spacing w:line="240" w:lineRule="auto" w:after="60"/>
+              <w:ind w:firstLine="0"/>
+              <w:jc w:val="left"/>
+            </w:pPr>
+            <w:r>
+              <w:rPr>
+                <w:sz w:val="24"/>
+              </w:rPr>
+              <w:t>Инженерные PR</w:t>
             </w:r>
           </w:p>
         </w:tc>
@@ -2507,9 +3050,15 @@
           <w:p>
             <w:pPr>
               <w:pStyle w:val="ae"/>
-            </w:pPr>
-            <w:r>
-              <w:t>validate_bundle.py</w:t>
+              <w:spacing w:line="240" w:lineRule="auto" w:after="60"/>
+              <w:ind w:firstLine="0"/>
+              <w:jc w:val="left"/>
+            </w:pPr>
+            <w:r>
+              <w:rPr>
+                <w:sz w:val="24"/>
+              </w:rPr>
+              <w:t>№3–9, №20, №22</w:t>
             </w:r>
           </w:p>
         </w:tc>
@@ -2520,9 +3069,15 @@
           <w:p>
             <w:pPr>
               <w:pStyle w:val="ae"/>
-            </w:pPr>
-            <w:r>
-              <w:t>PASS,205 файлов</w:t>
+              <w:spacing w:line="240" w:lineRule="auto" w:after="60"/>
+              <w:ind w:firstLine="0"/>
+              <w:jc w:val="left"/>
+            </w:pPr>
+            <w:r>
+              <w:rPr>
+                <w:sz w:val="24"/>
+              </w:rPr>
+              <w:t>MERGED; содержимое в main</w:t>
             </w:r>
           </w:p>
         </w:tc>
@@ -2533,9 +3088,15 @@
           <w:p>
             <w:pPr>
               <w:pStyle w:val="ae"/>
-            </w:pPr>
-            <w:r>
-              <w:t>bootstrap-validation.log; exact base</w:t>
+              <w:spacing w:line="240" w:lineRule="auto" w:after="60"/>
+              <w:ind w:firstLine="0"/>
+              <w:jc w:val="left"/>
+            </w:pPr>
+            <w:r>
+              <w:rPr>
+                <w:sz w:val="24"/>
+              </w:rPr>
+              <w:t>accepted-pr-state.json</w:t>
             </w:r>
           </w:p>
         </w:tc>
@@ -2546,9 +3107,15 @@
           <w:p>
             <w:pPr>
               <w:pStyle w:val="ae"/>
-            </w:pPr>
-            <w:r>
-              <w:t>Не student/source acceptance</w:t>
+              <w:spacing w:line="240" w:lineRule="auto" w:after="60"/>
+              <w:ind w:firstLine="0"/>
+              <w:jc w:val="left"/>
+            </w:pPr>
+            <w:r>
+              <w:rPr>
+                <w:sz w:val="24"/>
+              </w:rPr>
+              <w:t>Не принятие полного продукта</w:t>
             </w:r>
           </w:p>
         </w:tc>
@@ -2565,9 +3132,15 @@
           <w:p>
             <w:pPr>
               <w:pStyle w:val="ae"/>
-            </w:pPr>
-            <w:r>
-              <w:t>Requirements PR4</w:t>
+              <w:spacing w:line="240" w:lineRule="auto" w:after="60"/>
+              <w:ind w:firstLine="0"/>
+              <w:jc w:val="left"/>
+            </w:pPr>
+            <w:r>
+              <w:rPr>
+                <w:sz w:val="24"/>
+              </w:rPr>
+              <w:t>Main CI</w:t>
             </w:r>
           </w:p>
         </w:tc>
@@ -2578,9 +3151,15 @@
           <w:p>
             <w:pPr>
               <w:pStyle w:val="ae"/>
-            </w:pPr>
-            <w:r>
-              <w:t>CI source/bundle checks</w:t>
+              <w:spacing w:line="240" w:lineRule="auto" w:after="60"/>
+              <w:ind w:firstLine="0"/>
+              <w:jc w:val="left"/>
+            </w:pPr>
+            <w:r>
+              <w:rPr>
+                <w:sz w:val="24"/>
+              </w:rPr>
+              <w:t>named/vet/smoke/race/mutations</w:t>
             </w:r>
           </w:p>
         </w:tc>
@@ -2591,9 +3170,15 @@
           <w:p>
             <w:pPr>
               <w:pStyle w:val="ae"/>
-            </w:pPr>
-            <w:r>
-              <w:t>PASS в своём scope</w:t>
+              <w:spacing w:line="240" w:lineRule="auto" w:after="60"/>
+              <w:ind w:firstLine="0"/>
+              <w:jc w:val="left"/>
+            </w:pPr>
+            <w:r>
+              <w:rPr>
+                <w:sz w:val="24"/>
+              </w:rPr>
+              <w:t>SUCCESS</w:t>
             </w:r>
           </w:p>
         </w:tc>
@@ -2604,17 +3189,29 @@
           <w:p>
             <w:pPr>
               <w:pStyle w:val="ae"/>
-            </w:pPr>
-            <w:r/>
+              <w:spacing w:line="240" w:lineRule="auto" w:after="60"/>
+              <w:ind w:firstLine="0"/>
+              <w:jc w:val="left"/>
+            </w:pPr>
+            <w:r>
+              <w:rPr>
+                <w:sz w:val="24"/>
+              </w:rPr>
+            </w:r>
             <w:hyperlink r:id="rId12">
               <w:r>
                 <w:rPr>
                   <w:rStyle w:val="Hyperlink"/>
+                  <w:sz w:val="24"/>
                 </w:rPr>
-                <w:t>https://github.com/hitpipe/hitpipe/actions/runs/39120467832</w:t>
+                <w:t>https://github.com/hitpipe/hitpipe/actions/runs/39229206910</w:t>
               </w:r>
             </w:hyperlink>
-            <w:r/>
+            <w:r>
+              <w:rPr>
+                <w:sz w:val="24"/>
+              </w:rPr>
+            </w:r>
           </w:p>
         </w:tc>
         <w:tc>
@@ -2624,9 +3221,15 @@
           <w:p>
             <w:pPr>
               <w:pStyle w:val="ae"/>
-            </w:pPr>
-            <w:r>
-              <w:t>До C1 module ещё отсутствовал</w:t>
+              <w:spacing w:line="240" w:lineRule="auto" w:after="60"/>
+              <w:ind w:firstLine="0"/>
+              <w:jc w:val="left"/>
+            </w:pPr>
+            <w:r>
+              <w:rPr>
+                <w:sz w:val="24"/>
+              </w:rPr>
+              <w:t>Linux/amd64, Go 1.27.2</w:t>
             </w:r>
           </w:p>
         </w:tc>
@@ -2643,9 +3246,15 @@
           <w:p>
             <w:pPr>
               <w:pStyle w:val="ae"/>
-            </w:pPr>
-            <w:r>
-              <w:t>Module C1–C3</w:t>
+              <w:spacing w:line="240" w:lineRule="auto" w:after="60"/>
+              <w:ind w:firstLine="0"/>
+              <w:jc w:val="left"/>
+            </w:pPr>
+            <w:r>
+              <w:rPr>
+                <w:sz w:val="24"/>
+              </w:rPr>
+              <w:t>Новые local checks</w:t>
             </w:r>
           </w:p>
         </w:tc>
@@ -2656,9 +3265,15 @@
           <w:p>
             <w:pPr>
               <w:pStyle w:val="ae"/>
-            </w:pPr>
-            <w:r>
-              <w:t>named/vet/race/smoke</w:t>
+              <w:spacing w:line="240" w:lineRule="auto" w:after="60"/>
+              <w:ind w:firstLine="0"/>
+              <w:jc w:val="left"/>
+            </w:pPr>
+            <w:r>
+              <w:rPr>
+                <w:sz w:val="24"/>
+              </w:rPr>
+              <w:t>validate/wrapper/check/smoke/race</w:t>
             </w:r>
           </w:p>
         </w:tc>
@@ -2669,9 +3284,15 @@
           <w:p>
             <w:pPr>
               <w:pStyle w:val="ae"/>
-            </w:pPr>
-            <w:r>
-              <w:t>PASS</w:t>
+              <w:spacing w:line="240" w:lineRule="auto" w:after="60"/>
+              <w:ind w:firstLine="0"/>
+              <w:jc w:val="left"/>
+            </w:pPr>
+            <w:r>
+              <w:rPr>
+                <w:sz w:val="24"/>
+              </w:rPr>
+              <w:t>exit 0</w:t>
             </w:r>
           </w:p>
         </w:tc>
@@ -2682,17 +3303,16 @@
           <w:p>
             <w:pPr>
               <w:pStyle w:val="ae"/>
-            </w:pPr>
-            <w:r/>
-            <w:hyperlink r:id="rId15">
-              <w:r>
-                <w:rPr>
-                  <w:rStyle w:val="Hyperlink"/>
-                </w:rPr>
-                <w:t>https://github.com/hitpipe/hitpipe/actions/runs/39121031226</w:t>
-              </w:r>
-            </w:hyperlink>
-            <w:r/>
+              <w:spacing w:line="240" w:lineRule="auto" w:after="60"/>
+              <w:ind w:firstLine="0"/>
+              <w:jc w:val="left"/>
+            </w:pPr>
+            <w:r>
+              <w:rPr>
+                <w:sz w:val="24"/>
+              </w:rPr>
+              <w:t>evidence/report-refresh-20261019/accepted-main/</w:t>
+            </w:r>
           </w:p>
         </w:tc>
         <w:tc>
@@ -2702,9 +3322,15 @@
           <w:p>
             <w:pPr>
               <w:pStyle w:val="ae"/>
-            </w:pPr>
-            <w:r>
-              <w:t>Offline synthetic scope</w:t>
+              <w:spacing w:line="240" w:lineRule="auto" w:after="60"/>
+              <w:ind w:firstLine="0"/>
+              <w:jc w:val="left"/>
+            </w:pPr>
+            <w:r>
+              <w:rPr>
+                <w:sz w:val="24"/>
+              </w:rPr>
+              <w:t>Darwin/arm64; авторский прогон</w:t>
             </w:r>
           </w:p>
         </w:tc>
@@ -2721,9 +3347,15 @@
           <w:p>
             <w:pPr>
               <w:pStyle w:val="ae"/>
-            </w:pPr>
-            <w:r>
-              <w:t>Human process</w:t>
+              <w:spacing w:line="240" w:lineRule="auto" w:after="60"/>
+              <w:ind w:firstLine="0"/>
+              <w:jc w:val="left"/>
+            </w:pPr>
+            <w:r>
+              <w:rPr>
+                <w:sz w:val="24"/>
+              </w:rPr>
+              <w:t>Делегированный review</w:t>
             </w:r>
           </w:p>
         </w:tc>
@@ -2734,9 +3366,15 @@
           <w:p>
             <w:pPr>
               <w:pStyle w:val="ae"/>
-            </w:pPr>
-            <w:r>
-              <w:t>Interview/clarity/opposition/review</w:t>
+              <w:spacing w:line="240" w:lineRule="auto" w:after="60"/>
+              <w:ind w:firstLine="0"/>
+              <w:jc w:val="left"/>
+            </w:pPr>
+            <w:r>
+              <w:rPr>
+                <w:sz w:val="24"/>
+              </w:rPr>
+              <w:t>3 финансовых сценария; TP-REV-001</w:t>
             </w:r>
           </w:p>
         </w:tc>
@@ -2747,9 +3385,15 @@
           <w:p>
             <w:pPr>
               <w:pStyle w:val="ae"/>
-            </w:pPr>
-            <w:r>
-              <w:t>HUMAN_PENDING</w:t>
+              <w:spacing w:line="240" w:lineRule="auto" w:after="60"/>
+              <w:ind w:firstLine="0"/>
+              <w:jc w:val="left"/>
+            </w:pPr>
+            <w:r>
+              <w:rPr>
+                <w:sz w:val="24"/>
+              </w:rPr>
+              <w:t>Сценарии совпали; parser VERIFIED_FIXED</w:t>
             </w:r>
           </w:p>
         </w:tc>
@@ -2760,8 +3404,115 @@
           <w:p>
             <w:pPr>
               <w:pStyle w:val="ae"/>
-            </w:pPr>
-            <w:r>
+              <w:spacing w:line="240" w:lineRule="auto" w:after="60"/>
+              <w:ind w:firstLine="0"/>
+              <w:jc w:val="left"/>
+            </w:pPr>
+            <w:r>
+              <w:rPr>
+                <w:sz w:val="24"/>
+              </w:rPr>
+              <w:t>HIT-26/10453; HIT-12/10507</w:t>
+            </w:r>
+          </w:p>
+        </w:tc>
+        <w:tc>
+          <w:tcPr>
+            <w:tcW w:w="1765" w:type="dxa"/>
+          </w:tcPr>
+          <w:p>
+            <w:pPr>
+              <w:pStyle w:val="ae"/>
+              <w:spacing w:line="240" w:lineRule="auto" w:after="60"/>
+              <w:ind w:firstLine="0"/>
+              <w:jc w:val="left"/>
+            </w:pPr>
+            <w:r>
+              <w:rPr>
+                <w:sz w:val="24"/>
+              </w:rPr>
+              <w:t>Codex по поручению Lead</w:t>
+            </w:r>
+          </w:p>
+        </w:tc>
+      </w:tr>
+      <w:tr>
+        <w:trPr>
+          <w:cantSplit/>
+          <w:jc w:val="center"/>
+        </w:trPr>
+        <w:tc>
+          <w:tcPr>
+            <w:tcW w:w="1765" w:type="dxa"/>
+          </w:tcPr>
+          <w:p>
+            <w:pPr>
+              <w:pStyle w:val="ae"/>
+              <w:spacing w:line="240" w:lineRule="auto" w:after="60"/>
+              <w:ind w:firstLine="0"/>
+              <w:jc w:val="left"/>
+            </w:pPr>
+            <w:r>
+              <w:rPr>
+                <w:sz w:val="24"/>
+              </w:rPr>
+              <w:t>Human gates</w:t>
+            </w:r>
+          </w:p>
+        </w:tc>
+        <w:tc>
+          <w:tcPr>
+            <w:tcW w:w="1765" w:type="dxa"/>
+          </w:tcPr>
+          <w:p>
+            <w:pPr>
+              <w:pStyle w:val="ae"/>
+              <w:spacing w:line="240" w:lineRule="auto" w:after="60"/>
+              <w:ind w:firstLine="0"/>
+              <w:jc w:val="left"/>
+            </w:pPr>
+            <w:r>
+              <w:rPr>
+                <w:sz w:val="24"/>
+              </w:rPr>
+              <w:t>Интервью/peer/opposition/защита</w:t>
+            </w:r>
+          </w:p>
+        </w:tc>
+        <w:tc>
+          <w:tcPr>
+            <w:tcW w:w="1765" w:type="dxa"/>
+          </w:tcPr>
+          <w:p>
+            <w:pPr>
+              <w:pStyle w:val="ae"/>
+              <w:spacing w:line="240" w:lineRule="auto" w:after="60"/>
+              <w:ind w:firstLine="0"/>
+              <w:jc w:val="left"/>
+            </w:pPr>
+            <w:r>
+              <w:rPr>
+                <w:sz w:val="24"/>
+              </w:rPr>
+              <w:t>BLOCKED / HUMAN_PENDING</w:t>
+            </w:r>
+          </w:p>
+        </w:tc>
+        <w:tc>
+          <w:tcPr>
+            <w:tcW w:w="2294" w:type="dxa"/>
+          </w:tcPr>
+          <w:p>
+            <w:pPr>
+              <w:pStyle w:val="ae"/>
+              <w:spacing w:line="240" w:lineRule="auto" w:after="60"/>
+              <w:ind w:firstLine="0"/>
+              <w:jc w:val="left"/>
+            </w:pPr>
+            <w:r>
+              <w:rPr>
+                <w:sz w:val="24"/>
+              </w:rPr>
               <w:t>human-gates/README.md</w:t>
             </w:r>
           </w:p>
@@ -2773,9 +3524,15 @@
           <w:p>
             <w:pPr>
               <w:pStyle w:val="ae"/>
-            </w:pPr>
-            <w:r>
-              <w:t>Самостоятельные люди</w:t>
+              <w:spacing w:line="240" w:lineRule="auto" w:after="60"/>
+              <w:ind w:firstLine="0"/>
+              <w:jc w:val="left"/>
+            </w:pPr>
+            <w:r>
+              <w:rPr>
+                <w:sz w:val="24"/>
+              </w:rPr>
+              <w:t>Не имитируются агентом</w:t>
             </w:r>
           </w:p>
         </w:tc>
@@ -2797,7 +3554,7 @@
     <w:p>
       <w:pPr/>
       <w:r>
-        <w:t>Другой студент HIT-11 должен получить requirements/requirement-change и blind normal/error/boundary сценарии human-gates/clarity.md. Самостоятельные ответы ещё не получены; в таблице авторский oracle отделён от пустого human result.</w:t>
+        <w:t>По трём проверенным финансовым сценариям расхождений трактовок не обнаружено. Проверку выполнил Codex по поручению Lead, это не личная слепая проверка другого студента. Источник HIT-26/10453: исходный проверенный stack adfbfc33bf20cb0b0641e49e48c0502d2f5d108d. Настоящие самостоятельные ответы студента HIT-11 не получены. В таблице отделены делегированный результат и человеческий gate.</w:t>
       </w:r>
     </w:p>
     <w:tbl>
@@ -2822,8 +3579,17 @@
             <w:tcW w:type="dxa" w:w="1871"/>
           </w:tcPr>
           <w:p>
-            <w:r>
-              <w:t>Требование и ситуация</w:t>
+            <w:pPr>
+              <w:spacing w:line="240" w:lineRule="auto" w:after="60"/>
+              <w:ind w:firstLine="0"/>
+              <w:jc w:val="left"/>
+            </w:pPr>
+            <w:r>
+              <w:rPr>
+                <w:b/>
+                <w:sz w:val="24"/>
+              </w:rPr>
+              <w:t>Сценарий</w:t>
             </w:r>
           </w:p>
         </w:tc>
@@ -2832,8 +3598,17 @@
             <w:tcW w:type="dxa" w:w="1871"/>
           </w:tcPr>
           <w:p>
-            <w:r>
-              <w:t>Ожидаемый по тексту исход</w:t>
+            <w:pPr>
+              <w:spacing w:line="240" w:lineRule="auto" w:after="60"/>
+              <w:ind w:firstLine="0"/>
+              <w:jc w:val="left"/>
+            </w:pPr>
+            <w:r>
+              <w:rPr>
+                <w:b/>
+                <w:sz w:val="24"/>
+              </w:rPr>
+              <w:t>Ожидаемый исход</w:t>
             </w:r>
           </w:p>
         </w:tc>
@@ -2842,8 +3617,17 @@
             <w:tcW w:type="dxa" w:w="1871"/>
           </w:tcPr>
           <w:p>
-            <w:r>
-              <w:t>Фактический ответ другого студента</w:t>
+            <w:pPr>
+              <w:spacing w:line="240" w:lineRule="auto" w:after="60"/>
+              <w:ind w:firstLine="0"/>
+              <w:jc w:val="left"/>
+            </w:pPr>
+            <w:r>
+              <w:rPr>
+                <w:b/>
+                <w:sz w:val="24"/>
+              </w:rPr>
+              <w:t>Результат Codex</w:t>
             </w:r>
           </w:p>
         </w:tc>
@@ -2852,8 +3636,17 @@
             <w:tcW w:type="dxa" w:w="1871"/>
           </w:tcPr>
           <w:p>
-            <w:r>
-              <w:t>Проверяющий, дата, версия</w:t>
+            <w:pPr>
+              <w:spacing w:line="240" w:lineRule="auto" w:after="60"/>
+              <w:ind w:firstLine="0"/>
+              <w:jc w:val="left"/>
+            </w:pPr>
+            <w:r>
+              <w:rPr>
+                <w:b/>
+                <w:sz w:val="24"/>
+              </w:rPr>
+              <w:t>Проверяющий и источник</w:t>
             </w:r>
           </w:p>
         </w:tc>
@@ -2862,8 +3655,17 @@
             <w:tcW w:type="dxa" w:w="1871"/>
           </w:tcPr>
           <w:p>
-            <w:r>
-              <w:t>Расхождение и исправление</w:t>
+            <w:pPr>
+              <w:spacing w:line="240" w:lineRule="auto" w:after="60"/>
+              <w:ind w:firstLine="0"/>
+              <w:jc w:val="left"/>
+            </w:pPr>
+            <w:r>
+              <w:rPr>
+                <w:b/>
+                <w:sz w:val="24"/>
+              </w:rPr>
+              <w:t>Студенческий gate</w:t>
             </w:r>
           </w:p>
         </w:tc>
@@ -2877,8 +3679,15 @@
             <w:tcW w:type="dxa" w:w="1871"/>
           </w:tcPr>
           <w:p>
-            <w:pPr/>
-            <w:r>
+            <w:pPr>
+              <w:spacing w:line="240" w:lineRule="auto" w:after="60"/>
+              <w:ind w:firstLine="0"/>
+              <w:jc w:val="left"/>
+            </w:pPr>
+            <w:r>
+              <w:rPr>
+                <w:sz w:val="24"/>
+              </w:rPr>
               <w:t>Normal all predicates</w:t>
             </w:r>
           </w:p>
@@ -2888,9 +3697,16 @@
             <w:tcW w:type="dxa" w:w="1871"/>
           </w:tcPr>
           <w:p>
-            <w:pPr/>
-            <w:r>
-              <w:t>VALID/financial only</w:t>
+            <w:pPr>
+              <w:spacing w:line="240" w:lineRule="auto" w:after="60"/>
+              <w:ind w:firstLine="0"/>
+              <w:jc w:val="left"/>
+            </w:pPr>
+            <w:r>
+              <w:rPr>
+                <w:sz w:val="24"/>
+              </w:rPr>
+              <w:t>VALID / FINANCIAL_ELIGIBILITY_ONLY</w:t>
             </w:r>
           </w:p>
         </w:tc>
@@ -2899,9 +3715,16 @@
             <w:tcW w:type="dxa" w:w="1871"/>
           </w:tcPr>
           <w:p>
-            <w:pPr/>
-            <w:r>
-              <w:t>Ответ не получен</w:t>
+            <w:pPr>
+              <w:spacing w:line="240" w:lineRule="auto" w:after="60"/>
+              <w:ind w:firstLine="0"/>
+              <w:jc w:val="left"/>
+            </w:pPr>
+            <w:r>
+              <w:rPr>
+                <w:sz w:val="24"/>
+              </w:rPr>
+              <w:t>Совпало</w:t>
             </w:r>
           </w:p>
         </w:tc>
@@ -2910,9 +3733,16 @@
             <w:tcW w:type="dxa" w:w="1871"/>
           </w:tcPr>
           <w:p>
-            <w:pPr/>
-            <w:r>
-              <w:t>HIT-11; дата неизвестна</w:t>
+            <w:pPr>
+              <w:spacing w:line="240" w:lineRule="auto" w:after="60"/>
+              <w:ind w:firstLine="0"/>
+              <w:jc w:val="left"/>
+            </w:pPr>
+            <w:r>
+              <w:rPr>
+                <w:sz w:val="24"/>
+              </w:rPr>
+              <w:t>Codex по поручению Lead</w:t>
             </w:r>
           </w:p>
         </w:tc>
@@ -2921,9 +3751,16 @@
             <w:tcW w:type="dxa" w:w="1871"/>
           </w:tcPr>
           <w:p>
-            <w:pPr/>
-            <w:r>
-              <w:t>Проверка pending</w:t>
+            <w:pPr>
+              <w:spacing w:line="240" w:lineRule="auto" w:after="60"/>
+              <w:ind w:firstLine="0"/>
+              <w:jc w:val="left"/>
+            </w:pPr>
+            <w:r>
+              <w:rPr>
+                <w:sz w:val="24"/>
+              </w:rPr>
+              <w:t>Личная student blind check pending</w:t>
             </w:r>
           </w:p>
         </w:tc>
@@ -2937,8 +3774,15 @@
             <w:tcW w:type="dxa" w:w="1871"/>
           </w:tcPr>
           <w:p>
-            <w:pPr/>
-            <w:r>
+            <w:pPr>
+              <w:spacing w:line="240" w:lineRule="auto" w:after="60"/>
+              <w:ind w:firstLine="0"/>
+              <w:jc w:val="left"/>
+            </w:pPr>
+            <w:r>
+              <w:rPr>
+                <w:sz w:val="24"/>
+              </w:rPr>
               <w:t>Unknown refund + expired</w:t>
             </w:r>
           </w:p>
@@ -2948,9 +3792,16 @@
             <w:tcW w:type="dxa" w:w="1871"/>
           </w:tcPr>
           <w:p>
-            <w:pPr/>
-            <w:r>
-              <w:t>INCOMPLETE/UNKNOWN_FACT</w:t>
+            <w:pPr>
+              <w:spacing w:line="240" w:lineRule="auto" w:after="60"/>
+              <w:ind w:firstLine="0"/>
+              <w:jc w:val="left"/>
+            </w:pPr>
+            <w:r>
+              <w:rPr>
+                <w:sz w:val="24"/>
+              </w:rPr>
+              <w:t>INCOMPLETE / UNKNOWN_FACT</w:t>
             </w:r>
           </w:p>
         </w:tc>
@@ -2959,9 +3810,16 @@
             <w:tcW w:type="dxa" w:w="1871"/>
           </w:tcPr>
           <w:p>
-            <w:pPr/>
-            <w:r>
-              <w:t>Ответ не получен</w:t>
+            <w:pPr>
+              <w:spacing w:line="240" w:lineRule="auto" w:after="60"/>
+              <w:ind w:firstLine="0"/>
+              <w:jc w:val="left"/>
+            </w:pPr>
+            <w:r>
+              <w:rPr>
+                <w:sz w:val="24"/>
+              </w:rPr>
+              <w:t>Совпало</w:t>
             </w:r>
           </w:p>
         </w:tc>
@@ -2970,9 +3828,16 @@
             <w:tcW w:type="dxa" w:w="1871"/>
           </w:tcPr>
           <w:p>
-            <w:pPr/>
-            <w:r>
-              <w:t>HIT-11; дата неизвестна</w:t>
+            <w:pPr>
+              <w:spacing w:line="240" w:lineRule="auto" w:after="60"/>
+              <w:ind w:firstLine="0"/>
+              <w:jc w:val="left"/>
+            </w:pPr>
+            <w:r>
+              <w:rPr>
+                <w:sz w:val="24"/>
+              </w:rPr>
+              <w:t>Codex по поручению Lead</w:t>
             </w:r>
           </w:p>
         </w:tc>
@@ -2981,9 +3846,16 @@
             <w:tcW w:type="dxa" w:w="1871"/>
           </w:tcPr>
           <w:p>
-            <w:pPr/>
-            <w:r>
-              <w:t>Проверка pending</w:t>
+            <w:pPr>
+              <w:spacing w:line="240" w:lineRule="auto" w:after="60"/>
+              <w:ind w:firstLine="0"/>
+              <w:jc w:val="left"/>
+            </w:pPr>
+            <w:r>
+              <w:rPr>
+                <w:sz w:val="24"/>
+              </w:rPr>
+              <w:t>Не действие другого студента</w:t>
             </w:r>
           </w:p>
         </w:tc>
@@ -2997,9 +3869,16 @@
             <w:tcW w:type="dxa" w:w="1871"/>
           </w:tcPr>
           <w:p>
-            <w:pPr/>
-            <w:r>
-              <w:t>Now==valid_until</w:t>
+            <w:pPr>
+              <w:spacing w:line="240" w:lineRule="auto" w:after="60"/>
+              <w:ind w:firstLine="0"/>
+              <w:jc w:val="left"/>
+            </w:pPr>
+            <w:r>
+              <w:rPr>
+                <w:sz w:val="24"/>
+              </w:rPr>
+              <w:t>Activation equality; now=valid_until</w:t>
             </w:r>
           </w:p>
         </w:tc>
@@ -3008,9 +3887,16 @@
             <w:tcW w:type="dxa" w:w="1871"/>
           </w:tcPr>
           <w:p>
-            <w:pPr/>
-            <w:r>
-              <w:t>REFRESH_REQUIRED/PROOF_EXPIRED</w:t>
+            <w:pPr>
+              <w:spacing w:line="240" w:lineRule="auto" w:after="60"/>
+              <w:ind w:firstLine="0"/>
+              <w:jc w:val="left"/>
+            </w:pPr>
+            <w:r>
+              <w:rPr>
+                <w:sz w:val="24"/>
+              </w:rPr>
+              <w:t>REFRESH_REQUIRED / PROOF_EXPIRED</w:t>
             </w:r>
           </w:p>
         </w:tc>
@@ -3019,9 +3905,16 @@
             <w:tcW w:type="dxa" w:w="1871"/>
           </w:tcPr>
           <w:p>
-            <w:pPr/>
-            <w:r>
-              <w:t>Ответ не получен</w:t>
+            <w:pPr>
+              <w:spacing w:line="240" w:lineRule="auto" w:after="60"/>
+              <w:ind w:firstLine="0"/>
+              <w:jc w:val="left"/>
+            </w:pPr>
+            <w:r>
+              <w:rPr>
+                <w:sz w:val="24"/>
+              </w:rPr>
+              <w:t>Совпало</w:t>
             </w:r>
           </w:p>
         </w:tc>
@@ -3030,9 +3923,16 @@
             <w:tcW w:type="dxa" w:w="1871"/>
           </w:tcPr>
           <w:p>
-            <w:pPr/>
-            <w:r>
-              <w:t>HIT-11; дата неизвестна</w:t>
+            <w:pPr>
+              <w:spacing w:line="240" w:lineRule="auto" w:after="60"/>
+              <w:ind w:firstLine="0"/>
+              <w:jc w:val="left"/>
+            </w:pPr>
+            <w:r>
+              <w:rPr>
+                <w:sz w:val="24"/>
+              </w:rPr>
+              <w:t>HIT-26/10453; SHA adfbfc3…</w:t>
             </w:r>
           </w:p>
         </w:tc>
@@ -3041,9 +3941,16 @@
             <w:tcW w:type="dxa" w:w="1871"/>
           </w:tcPr>
           <w:p>
-            <w:pPr/>
-            <w:r>
-              <w:t>Проверка pending</w:t>
+            <w:pPr>
+              <w:spacing w:line="240" w:lineRule="auto" w:after="60"/>
+              <w:ind w:firstLine="0"/>
+              <w:jc w:val="left"/>
+            </w:pPr>
+            <w:r>
+              <w:rPr>
+                <w:sz w:val="24"/>
+              </w:rPr>
+              <w:t>Student gate HUMAN_PENDING</w:t>
             </w:r>
           </w:p>
         </w:tc>
@@ -3060,18 +3967,18 @@
     <w:p>
       <w:pPr/>
       <w:r>
-        <w:t xml:space="preserve">Документальная baseline — exact candidate bootstrap/pins, не принятие спецификации после оппонирования. Путь требования HIT-26 → branch → PR4 → applicable CI </w:t>
+        <w:t xml:space="preserve">Инженерный результат принят в main ec0dcba7ca42ea59909489cef9650c6edff12f35; CI </w:t>
       </w:r>
       <w:hyperlink r:id="rId12">
         <w:r>
           <w:rPr>
             <w:rStyle w:val="Hyperlink"/>
           </w:rPr>
-          <w:t>https://github.com/hitpipe/hitpipe/actions/runs/39120467832</w:t>
+          <w:t>https://github.com/hitpipe/hitpipe/actions/runs/39229206910</w:t>
         </w:r>
       </w:hyperlink>
       <w:r>
-        <w:t xml:space="preserve"> (bundle validation, bootstrap scope) → real review/merge pending. Последующие code PR5/6/7 реализуют контракт и имеют собственные tests/CI.</w:t>
+        <w:t xml:space="preserve"> success. Это не принятие исходных Candidate contracts и не завершение opposition. TP-REV-001 VERIFIED_FIXED после авторского PR №20, повторного делегированного review и фактической интеграции. Оба порядка shadowing теперь exit 2; canonical zero/false допустимы.</w:t>
       </w:r>
     </w:p>
     <w:p>
@@ -3085,6 +3992,7 @@
       </w:r>
     </w:p>
     <w:p>
+      <w:bookmarkStart w:id="523" w:name="tp_section_23"/>
       <w:pPr>
         <w:pStyle w:val="af7"/>
       </w:pPr>
@@ -3094,6 +4002,7 @@
         <w:t>5 Индивидуальный вклад и взаимодействие</w:t>
       </w:r>
       <w:bookmarkEnd w:id="9"/>
+      <w:bookmarkEnd w:id="523"/>
     </w:p>
     <w:p>
       <w:pPr>
@@ -3135,10 +4044,15 @@
             <w:pPr>
               <w:pStyle w:val="ae"/>
               <w:keepNext/>
-              <w:spacing w:before="40" w:after="40"/>
-              <w:jc w:val="left"/>
-            </w:pPr>
-            <w:r>
+              <w:spacing w:before="40" w:after="60" w:line="240" w:lineRule="auto"/>
+              <w:ind w:firstLine="0"/>
+              <w:jc w:val="left"/>
+            </w:pPr>
+            <w:r>
+              <w:rPr>
+                <w:b/>
+                <w:sz w:val="24"/>
+              </w:rPr>
               <w:t>Индивидуальный результат</w:t>
             </w:r>
           </w:p>
@@ -3152,13 +4066,22 @@
             <w:pPr>
               <w:pStyle w:val="ae"/>
               <w:keepNext/>
-              <w:spacing w:before="40" w:after="40"/>
-              <w:jc w:val="left"/>
-            </w:pPr>
-            <w:r>
+              <w:spacing w:before="40" w:after="60" w:line="240" w:lineRule="auto"/>
+              <w:ind w:firstLine="0"/>
+              <w:jc w:val="left"/>
+            </w:pPr>
+            <w:r>
+              <w:rPr>
+                <w:b/>
+                <w:sz w:val="24"/>
+              </w:rPr>
               <w:t>Выполненны</w:t>
             </w:r>
             <w:r>
+              <w:rPr>
+                <w:b/>
+                <w:sz w:val="24"/>
+              </w:rPr>
               <w:t>е действия</w:t>
             </w:r>
           </w:p>
@@ -3172,10 +4095,15 @@
             <w:pPr>
               <w:pStyle w:val="ae"/>
               <w:keepNext/>
-              <w:spacing w:before="40" w:after="40"/>
-              <w:jc w:val="left"/>
-            </w:pPr>
-            <w:r>
+              <w:spacing w:before="40" w:after="60" w:line="240" w:lineRule="auto"/>
+              <w:ind w:firstLine="0"/>
+              <w:jc w:val="left"/>
+            </w:pPr>
+            <w:r>
+              <w:rPr>
+                <w:b/>
+                <w:sz w:val="24"/>
+              </w:rPr>
               <w:t>Подтверждение</w:t>
             </w:r>
           </w:p>
@@ -3193,8 +4121,14 @@
           <w:p>
             <w:pPr>
               <w:pStyle w:val="ae"/>
-            </w:pPr>
-            <w:r>
+              <w:spacing w:line="240" w:lineRule="auto" w:after="60"/>
+              <w:ind w:firstLine="0"/>
+              <w:jc w:val="left"/>
+            </w:pPr>
+            <w:r>
+              <w:rPr>
+                <w:sz w:val="24"/>
+              </w:rPr>
               <w:t>Личные требования</w:t>
             </w:r>
           </w:p>
@@ -3206,8 +4140,14 @@
           <w:p>
             <w:pPr>
               <w:pStyle w:val="ae"/>
-            </w:pPr>
-            <w:r>
+              <w:spacing w:line="240" w:lineRule="auto" w:after="60"/>
+              <w:ind w:firstLine="0"/>
+              <w:jc w:val="left"/>
+            </w:pPr>
+            <w:r>
+              <w:rPr>
+                <w:sz w:val="24"/>
+              </w:rPr>
               <w:t>FR/error/NFR/AC/security/questions</w:t>
             </w:r>
           </w:p>
@@ -3219,8 +4159,14 @@
           <w:p>
             <w:pPr>
               <w:pStyle w:val="ae"/>
-            </w:pPr>
-            <w:r>
+              <w:spacing w:line="240" w:lineRule="auto" w:after="60"/>
+              <w:ind w:firstLine="0"/>
+              <w:jc w:val="left"/>
+            </w:pPr>
+            <w:r>
+              <w:rPr>
+                <w:sz w:val="24"/>
+              </w:rPr>
               <w:t>HIT-25 PR3</w:t>
             </w:r>
           </w:p>
@@ -3238,8 +4184,14 @@
           <w:p>
             <w:pPr>
               <w:pStyle w:val="ae"/>
-            </w:pPr>
-            <w:r>
+              <w:spacing w:line="240" w:lineRule="auto" w:after="60"/>
+              <w:ind w:firstLine="0"/>
+              <w:jc w:val="left"/>
+            </w:pPr>
+            <w:r>
+              <w:rPr>
+                <w:sz w:val="24"/>
+              </w:rPr>
               <w:t>Существенный refinement</w:t>
             </w:r>
           </w:p>
@@ -3251,8 +4203,14 @@
           <w:p>
             <w:pPr>
               <w:pStyle w:val="ae"/>
-            </w:pPr>
-            <w:r>
+              <w:spacing w:line="240" w:lineRule="auto" w:after="60"/>
+              <w:ind w:firstLine="0"/>
+              <w:jc w:val="left"/>
+            </w:pPr>
+            <w:r>
+              <w:rPr>
+                <w:sz w:val="24"/>
+              </w:rPr>
               <w:t>precedence/null/expiry before implementation</w:t>
             </w:r>
           </w:p>
@@ -3264,8 +4222,14 @@
           <w:p>
             <w:pPr>
               <w:pStyle w:val="ae"/>
-            </w:pPr>
-            <w:r>
+              <w:spacing w:line="240" w:lineRule="auto" w:after="60"/>
+              <w:ind w:firstLine="0"/>
+              <w:jc w:val="left"/>
+            </w:pPr>
+            <w:r>
+              <w:rPr>
+                <w:sz w:val="24"/>
+              </w:rPr>
               <w:t>HIT-26 PR4</w:t>
             </w:r>
           </w:p>
@@ -3283,8 +4247,14 @@
           <w:p>
             <w:pPr>
               <w:pStyle w:val="ae"/>
-            </w:pPr>
-            <w:r>
+              <w:spacing w:line="240" w:lineRule="auto" w:after="60"/>
+              <w:ind w:firstLine="0"/>
+              <w:jc w:val="left"/>
+            </w:pPr>
+            <w:r>
+              <w:rPr>
+                <w:sz w:val="24"/>
+              </w:rPr>
               <w:t>Code/test evidence</w:t>
             </w:r>
           </w:p>
@@ -3296,8 +4266,14 @@
           <w:p>
             <w:pPr>
               <w:pStyle w:val="ae"/>
-            </w:pPr>
-            <w:r>
+              <w:spacing w:line="240" w:lineRule="auto" w:after="60"/>
+              <w:ind w:firstLine="0"/>
+              <w:jc w:val="left"/>
+            </w:pPr>
+            <w:r>
+              <w:rPr>
+                <w:sz w:val="24"/>
+              </w:rPr>
               <w:t>Processing evaluator/consumer/mutations</w:t>
             </w:r>
           </w:p>
@@ -3309,8 +4285,14 @@
           <w:p>
             <w:pPr>
               <w:pStyle w:val="ae"/>
-            </w:pPr>
-            <w:r>
+              <w:spacing w:line="240" w:lineRule="auto" w:after="60"/>
+              <w:ind w:firstLine="0"/>
+              <w:jc w:val="left"/>
+            </w:pPr>
+            <w:r>
+              <w:rPr>
+                <w:sz w:val="24"/>
+              </w:rPr>
               <w:t>HIT-27/28/29 PR5/6/7</w:t>
             </w:r>
           </w:p>
@@ -3328,9 +4310,15 @@
           <w:p>
             <w:pPr>
               <w:pStyle w:val="ae"/>
-            </w:pPr>
-            <w:r>
-              <w:t>Реальные human interactions</w:t>
+              <w:spacing w:line="240" w:lineRule="auto" w:after="60"/>
+              <w:ind w:firstLine="0"/>
+              <w:jc w:val="left"/>
+            </w:pPr>
+            <w:r>
+              <w:rPr>
+                <w:sz w:val="24"/>
+              </w:rPr>
+              <w:t>Реальное review</w:t>
             </w:r>
           </w:p>
         </w:tc>
@@ -3341,9 +4329,15 @@
           <w:p>
             <w:pPr>
               <w:pStyle w:val="ae"/>
-            </w:pPr>
-            <w:r>
-              <w:t>Подготовлен пакет, действия не состоялись</w:t>
+              <w:spacing w:line="240" w:lineRule="auto" w:after="60"/>
+              <w:ind w:firstLine="0"/>
+              <w:jc w:val="left"/>
+            </w:pPr>
+            <w:r>
+              <w:rPr>
+                <w:sz w:val="24"/>
+              </w:rPr>
+              <w:t>Codex по поручению Lead; engineering merged</w:t>
             </w:r>
           </w:p>
         </w:tc>
@@ -3354,9 +4348,15 @@
           <w:p>
             <w:pPr>
               <w:pStyle w:val="ae"/>
-            </w:pPr>
-            <w:r>
-              <w:t>HIT-31 PR9</w:t>
+              <w:spacing w:line="240" w:lineRule="auto" w:after="60"/>
+              <w:ind w:firstLine="0"/>
+              <w:jc w:val="left"/>
+            </w:pPr>
+            <w:r>
+              <w:rPr>
+                <w:sz w:val="24"/>
+              </w:rPr>
+              <w:t>Peer/opposition HUMAN_PENDING</w:t>
             </w:r>
           </w:p>
         </w:tc>
@@ -3373,6 +4373,7 @@
       </w:r>
     </w:p>
     <w:p>
+      <w:bookmarkStart w:id="524" w:name="tp_section_24"/>
       <w:pPr>
         <w:pStyle w:val="af9"/>
       </w:pPr>
@@ -3382,10 +4383,11 @@
         <w:t>ЗАКЛЮЧЕНИЕ</w:t>
       </w:r>
       <w:bookmarkEnd w:id="10"/>
-    </w:p>
-    <w:p>
-      <w:r>
-        <w:t>Проверяемые требования и значимый refinement подготовлены, соответствующий финансовый module и проверки реально исполняются. Интервью, independent clarity, cross-project opposition, human review/merge и защита остаются незавершёнными. Подмена этих действий текстом не выполнялась.</w:t>
+      <w:bookmarkEnd w:id="524"/>
+    </w:p>
+    <w:p>
+      <w:r>
+        <w:t>Требования и refinement реализованы, инженерные PR приняты и проверены в main. Интервью BLOCKED_NO_USER, независимая студенческая clarity/peer-проверка, opposition, снимки, теги, принятие отчётного пакета и защита не завершены. CONTENT_READY_IMAGES_PENDING не означает SUBMISSION_READY.</w:t>
       </w:r>
     </w:p>
     <w:p>
@@ -3427,10 +4429,15 @@
             <w:pPr>
               <w:pStyle w:val="ae"/>
               <w:keepNext/>
-              <w:spacing w:before="40" w:after="40"/>
-              <w:jc w:val="left"/>
-            </w:pPr>
-            <w:r>
+              <w:spacing w:before="40" w:after="60" w:line="240" w:lineRule="auto"/>
+              <w:ind w:firstLine="0"/>
+              <w:jc w:val="left"/>
+            </w:pPr>
+            <w:r>
+              <w:rPr>
+                <w:b/>
+                <w:sz w:val="24"/>
+              </w:rPr>
               <w:t>Поле</w:t>
             </w:r>
           </w:p>
@@ -3444,10 +4451,15 @@
             <w:pPr>
               <w:pStyle w:val="ae"/>
               <w:keepNext/>
-              <w:spacing w:before="40" w:after="40"/>
-              <w:jc w:val="left"/>
-            </w:pPr>
-            <w:r>
+              <w:spacing w:before="40" w:after="60" w:line="240" w:lineRule="auto"/>
+              <w:ind w:firstLine="0"/>
+              <w:jc w:val="left"/>
+            </w:pPr>
+            <w:r>
+              <w:rPr>
+                <w:b/>
+                <w:sz w:val="24"/>
+              </w:rPr>
               <w:t>Значение</w:t>
             </w:r>
           </w:p>
@@ -3465,8 +4477,14 @@
           <w:p>
             <w:pPr>
               <w:pStyle w:val="ae"/>
-            </w:pPr>
-            <w:r>
+              <w:spacing w:line="240" w:lineRule="auto" w:after="60"/>
+              <w:ind w:firstLine="0"/>
+              <w:jc w:val="left"/>
+            </w:pPr>
+            <w:r>
+              <w:rPr>
+                <w:sz w:val="24"/>
+              </w:rPr>
               <w:t>Работа и автор</w:t>
             </w:r>
           </w:p>
@@ -3478,8 +4496,14 @@
           <w:p>
             <w:pPr>
               <w:pStyle w:val="ae"/>
-            </w:pPr>
-            <w:r>
+              <w:spacing w:line="240" w:lineRule="auto" w:after="60"/>
+              <w:ind w:firstLine="0"/>
+              <w:jc w:val="left"/>
+            </w:pPr>
+            <w:r>
+              <w:rPr>
+                <w:sz w:val="24"/>
+              </w:rPr>
               <w:t>МДК03.02 ПР1, Тимофей Патрушев с Codex</w:t>
             </w:r>
           </w:p>
@@ -3497,8 +4521,14 @@
           <w:p>
             <w:pPr>
               <w:pStyle w:val="ae"/>
-            </w:pPr>
-            <w:r>
+              <w:spacing w:line="240" w:lineRule="auto" w:after="60"/>
+              <w:ind w:firstLine="0"/>
+              <w:jc w:val="left"/>
+            </w:pPr>
+            <w:r>
+              <w:rPr>
+                <w:sz w:val="24"/>
+              </w:rPr>
               <w:t>Tag → commit</w:t>
             </w:r>
           </w:p>
@@ -3510,8 +4540,14 @@
           <w:p>
             <w:pPr>
               <w:pStyle w:val="ae"/>
-            </w:pPr>
-            <w:r>
+              <w:spacing w:line="240" w:lineRule="auto" w:after="60"/>
+              <w:ind w:firstLine="0"/>
+              <w:jc w:val="left"/>
+            </w:pPr>
+            <w:r>
+              <w:rPr>
+                <w:sz w:val="24"/>
+              </w:rPr>
               <w:t>НЕ СОЗДАН; после human merge, external record</w:t>
             </w:r>
           </w:p>
@@ -3529,8 +4565,14 @@
           <w:p>
             <w:pPr>
               <w:pStyle w:val="ae"/>
-            </w:pPr>
-            <w:r>
+              <w:spacing w:line="240" w:lineRule="auto" w:after="60"/>
+              <w:ind w:firstLine="0"/>
+              <w:jc w:val="left"/>
+            </w:pPr>
+            <w:r>
+              <w:rPr>
+                <w:sz w:val="24"/>
+              </w:rPr>
               <w:t>Материалы</w:t>
             </w:r>
           </w:p>
@@ -3542,8 +4584,14 @@
           <w:p>
             <w:pPr>
               <w:pStyle w:val="ae"/>
-            </w:pPr>
-            <w:r>
+              <w:spacing w:line="240" w:lineRule="auto" w:after="60"/>
+              <w:ind w:firstLine="0"/>
+              <w:jc w:val="left"/>
+            </w:pPr>
+            <w:r>
+              <w:rPr>
+                <w:sz w:val="24"/>
+              </w:rPr>
               <w:t>requirements/interview/security/ambiguity + 0104 support</w:t>
             </w:r>
           </w:p>
@@ -3561,8 +4609,14 @@
           <w:p>
             <w:pPr>
               <w:pStyle w:val="ae"/>
-            </w:pPr>
-            <w:r>
+              <w:spacing w:line="240" w:lineRule="auto" w:after="60"/>
+              <w:ind w:firstLine="0"/>
+              <w:jc w:val="left"/>
+            </w:pPr>
+            <w:r>
+              <w:rPr>
+                <w:sz w:val="24"/>
+              </w:rPr>
               <w:t>Задачи и PR</w:t>
             </w:r>
           </w:p>
@@ -3574,9 +4628,15 @@
           <w:p>
             <w:pPr>
               <w:pStyle w:val="ae"/>
-            </w:pPr>
-            <w:r>
-              <w:t>HIT-25…HIT-32; PR3…9, report PR регистрируется после создания</w:t>
+              <w:spacing w:line="240" w:lineRule="auto" w:after="60"/>
+              <w:ind w:firstLine="0"/>
+              <w:jc w:val="left"/>
+            </w:pPr>
+            <w:r>
+              <w:rPr>
+                <w:sz w:val="24"/>
+              </w:rPr>
+              <w:t>HIT-25…HIT-32; PR №3–9/20/22 merged, №10 открыт к main</w:t>
             </w:r>
           </w:p>
         </w:tc>
@@ -3593,8 +4653,14 @@
           <w:p>
             <w:pPr>
               <w:pStyle w:val="ae"/>
-            </w:pPr>
-            <w:r>
+              <w:spacing w:line="240" w:lineRule="auto" w:after="60"/>
+              <w:ind w:firstLine="0"/>
+              <w:jc w:val="left"/>
+            </w:pPr>
+            <w:r>
+              <w:rPr>
+                <w:sz w:val="24"/>
+              </w:rPr>
               <w:t>Pipeline</w:t>
             </w:r>
           </w:p>
@@ -3606,17 +4672,29 @@
           <w:p>
             <w:pPr>
               <w:pStyle w:val="ae"/>
-            </w:pPr>
-            <w:r/>
-            <w:hyperlink r:id="rId15">
+              <w:spacing w:line="240" w:lineRule="auto" w:after="60"/>
+              <w:ind w:firstLine="0"/>
+              <w:jc w:val="left"/>
+            </w:pPr>
+            <w:r>
+              <w:rPr>
+                <w:sz w:val="24"/>
+              </w:rPr>
+            </w:r>
+            <w:hyperlink r:id="rId12">
               <w:r>
                 <w:rPr>
                   <w:rStyle w:val="Hyperlink"/>
+                  <w:sz w:val="24"/>
                 </w:rPr>
-                <w:t>https://github.com/hitpipe/hitpipe/actions/runs/39121031226</w:t>
+                <w:t>https://github.com/hitpipe/hitpipe/actions/runs/39229206910</w:t>
               </w:r>
             </w:hyperlink>
-            <w:r/>
+            <w:r>
+              <w:rPr>
+                <w:sz w:val="24"/>
+              </w:rPr>
+            </w:r>
           </w:p>
         </w:tc>
       </w:tr>
@@ -3632,8 +4710,14 @@
           <w:p>
             <w:pPr>
               <w:pStyle w:val="ae"/>
-            </w:pPr>
-            <w:r>
+              <w:spacing w:line="240" w:lineRule="auto" w:after="60"/>
+              <w:ind w:firstLine="0"/>
+              <w:jc w:val="left"/>
+            </w:pPr>
+            <w:r>
+              <w:rPr>
+                <w:sz w:val="24"/>
+              </w:rPr>
               <w:t>Оппонирование</w:t>
             </w:r>
           </w:p>
@@ -3645,8 +4729,14 @@
           <w:p>
             <w:pPr>
               <w:pStyle w:val="ae"/>
-            </w:pPr>
-            <w:r>
+              <w:spacing w:line="240" w:lineRule="auto" w:after="60"/>
+              <w:ind w:firstLine="0"/>
+              <w:jc w:val="left"/>
+            </w:pPr>
+            <w:r>
+              <w:rPr>
+                <w:sz w:val="24"/>
+              </w:rPr>
               <w:t>BLOCKED_HUMAN_ASSIGNMENT</w:t>
             </w:r>
           </w:p>
@@ -3664,8 +4754,14 @@
           <w:p>
             <w:pPr>
               <w:pStyle w:val="ae"/>
-            </w:pPr>
-            <w:r>
+              <w:spacing w:line="240" w:lineRule="auto" w:after="60"/>
+              <w:ind w:firstLine="0"/>
+              <w:jc w:val="left"/>
+            </w:pPr>
+            <w:r>
+              <w:rPr>
+                <w:sz w:val="24"/>
+              </w:rPr>
               <w:t>Ограничения</w:t>
             </w:r>
           </w:p>
@@ -3677,8 +4773,14 @@
           <w:p>
             <w:pPr>
               <w:pStyle w:val="ae"/>
-            </w:pPr>
-            <w:r>
+              <w:spacing w:line="240" w:lineRule="auto" w:after="60"/>
+              <w:ind w:firstLine="0"/>
+              <w:jc w:val="left"/>
+            </w:pPr>
+            <w:r>
+              <w:rPr>
+                <w:sz w:val="24"/>
+              </w:rPr>
               <w:t>VALID означает только финансовую допустимость. Case admission/lifecycle, actor/epoch, lineage, fresh dispatch, authenticated source provenance/digest, реальные Stripe/ClickUp и full MVP не реализованы этим модулем и не объявлены PASS. Human gates pending.</w:t>
             </w:r>
           </w:p>
@@ -3730,60 +4832,130 @@
       </w:r>
     </w:p>
     <w:p>
-      <w:r>
+      <w:pPr>
+        <w:spacing w:line="240" w:lineRule="auto" w:after="120"/>
+        <w:ind w:firstLine="0"/>
+        <w:jc w:val="left"/>
+      </w:pPr>
+      <w:r>
+        <w:rPr>
+          <w:sz w:val="20"/>
+        </w:rPr>
         <w:t>[ВСТАВИТЬ РЕАЛЬНОЕ ИЗОБРАЖЕНИЕ ВРУЧНУЮ: 0302-pz01-01.png]</w:t>
       </w:r>
     </w:p>
     <w:p>
-      <w:r>
+      <w:pPr>
+        <w:spacing w:line="240" w:lineRule="auto" w:after="120"/>
+        <w:ind w:firstLine="0"/>
+        <w:jc w:val="left"/>
+      </w:pPr>
+      <w:r>
+        <w:rPr>
+          <w:sz w:val="20"/>
+        </w:rPr>
         <w:t xml:space="preserve">SOURCE: </w:t>
       </w:r>
       <w:hyperlink r:id="rId13">
         <w:r>
           <w:rPr>
             <w:rStyle w:val="Hyperlink"/>
+            <w:sz w:val="20"/>
           </w:rPr>
           <w:t>https://hitpipe.atlassian.net/browse/HIT-26</w:t>
         </w:r>
       </w:hyperlink>
       <w:r>
+        <w:rPr>
+          <w:sz w:val="20"/>
+        </w:rPr>
         <w:t xml:space="preserve">; </w:t>
       </w:r>
       <w:hyperlink r:id="rId11">
         <w:r>
           <w:rPr>
             <w:rStyle w:val="Hyperlink"/>
+            <w:sz w:val="20"/>
           </w:rPr>
           <w:t>https://github.com/hitpipe/hitpipe/pull/4</w:t>
         </w:r>
       </w:hyperlink>
       <w:r>
+        <w:rPr>
+          <w:sz w:val="20"/>
+        </w:rPr>
+        <w:t xml:space="preserve">; </w:t>
+      </w:r>
+      <w:hyperlink r:id="rId14">
+        <w:r>
+          <w:rPr>
+            <w:rStyle w:val="Hyperlink"/>
+            <w:sz w:val="20"/>
+          </w:rPr>
+          <w:t>https://github.com/hitpipe/hitpipe/pull/20</w:t>
+        </w:r>
+      </w:hyperlink>
+      <w:r>
+        <w:rPr>
+          <w:sz w:val="20"/>
+        </w:rPr>
         <w:br/>
-        <w:t>STATE: НЕЗАВИСИМЫЙ REVIEW/MERGE PENDING</w:t>
+        <w:t>STATE: MERGED: PR №4 и №20; отчётный PR №10 OPEN, capture pending</w:t>
         <w:br/>
-        <w:t>CWD: не применяется</w:t>
+        <w:t>CWD: /Users/tima/Documents/Codex/2026-10-18/files-pasted-by-the-user-hitpipe/work/hit32-accepted-main</w:t>
         <w:br/>
         <w:t>COMMAND: не применяется</w:t>
         <w:br/>
-        <w:t>STEPS: 1. Открыть HIT-26 в браузере. 2. Открыть PR4, выбрать Files changed. 3. Раскрыть docs/labs/pr12/tp/requirement-change.md и абзац precedence/TP-ERR-01. 4. Показать task key, автора, head/base ветки и фактическое состояние PR. 5. Снять реальное окно вручную; два подрисунка допустимы.</w:t>
-      </w:r>
-    </w:p>
-    <w:p>
-      <w:r>
+        <w:t>STEPS: 1. Открыть HIT-26 и связанный PR №4. 2. На Conversation показать Merged и Files changed / requirement-change.md. 3. Для TP-REV-001 открыть PR №20, review APPROVED и Merged. 4. Сверить accepted-pr-state.json и main SHA.</w:t>
+      </w:r>
+    </w:p>
+    <w:p>
+      <w:pPr>
+        <w:spacing w:line="240" w:lineRule="auto" w:after="120"/>
+        <w:ind w:firstLine="0"/>
+        <w:jc w:val="left"/>
+      </w:pPr>
+      <w:r>
+        <w:rPr>
+          <w:sz w:val="20"/>
+        </w:rPr>
         <w:t>MUST BE VISIBLE: Task, branches, author, meaningful before/after, actual open/merged status</w:t>
         <w:br/>
         <w:t>REDACT: Скрыть tokens/passwords/cookies, личную почту и соседние окна. Не скрывать task/SHA/command/assertion/exit. Не показывать реальные payment/customer payloads; использовать только синтетические fixtures.</w:t>
         <w:br/>
-        <w:t>VERIFY: Проверить полный фактический SHA и actual status. Исторические источники выше не выданы за merged/tagged submission. После human merge/tag использовать внешнюю submission record, повторить проверки на сдаваемом SHA и актуализировать версии; pending human gate сначала реально выполнить. Placeholder не evidence PASS.</w:t>
-      </w:r>
-    </w:p>
-    <w:p>
-      <w:r>
+        <w:t xml:space="preserve">VERIFY: Сверить actual SHA ec0dcba7ca42ea59909489cef9650c6edff12f35 и CI </w:t>
+      </w:r>
+      <w:hyperlink r:id="rId12">
+        <w:r>
+          <w:rPr>
+            <w:rStyle w:val="Hyperlink"/>
+            <w:sz w:val="20"/>
+          </w:rPr>
+          <w:t>https://github.com/hitpipe/hitpipe/actions/runs/39229206910</w:t>
+        </w:r>
+      </w:hyperlink>
+      <w:r>
+        <w:rPr>
+          <w:sz w:val="20"/>
+        </w:rPr>
+        <w:t>. Placeholder не PASS. Для human gate сначала выполнить настоящую проверку с участниками/датой/своим SHA. После принятия отчётов и реальных снимков заново проверить пагинацию/оглавление; финальный tag→commit→CI записывает уполномоченный человек.</w:t>
+      </w:r>
+    </w:p>
+    <w:p>
+      <w:pPr>
+        <w:spacing w:line="240" w:lineRule="auto" w:after="120"/>
+        <w:ind w:firstLine="0"/>
+        <w:jc w:val="left"/>
+      </w:pPr>
+      <w:r>
+        <w:rPr>
+          <w:sz w:val="20"/>
+        </w:rPr>
         <w:t>TARGET: docs/labs/pr12/tp/evidence/screenshots/0302-pz01-01.png</w:t>
         <w:br/>
         <w:t>CAPTION: Рисунок 1 — Требование, задача и запрос на слияние</w:t>
         <w:br/>
-        <w:t>INSERT AT: docs/labs/pr12/tp/reports/0302-pz01-tp.docx, приложение инструкций, после заголовка Рисунок 1; ссылка из соответствующего раздела основного текста</w:t>
+        <w:t>INSERT AT: docs/labs/pr12/tp/reports/0302-pz01-tp.docx: блок «Рисунок 1», заменить единственный абзац плейсхолдера для 0302-pz01-01.png. Подпись указана в CAPTION; инструкции SOURCE/STATE/COMMAND сохранить до вставки.</w:t>
       </w:r>
     </w:p>
     <w:p>
@@ -3795,49 +4967,100 @@
       </w:r>
     </w:p>
     <w:p>
-      <w:r>
+      <w:pPr>
+        <w:spacing w:line="240" w:lineRule="auto" w:after="120"/>
+        <w:ind w:firstLine="0"/>
+        <w:jc w:val="left"/>
+      </w:pPr>
+      <w:r>
+        <w:rPr>
+          <w:sz w:val="20"/>
+        </w:rPr>
         <w:t>[ВСТАВИТЬ РЕАЛЬНОЕ ИЗОБРАЖЕНИЕ ВРУЧНУЮ: 0302-pz01-02.png]</w:t>
       </w:r>
     </w:p>
     <w:p>
-      <w:r>
+      <w:pPr>
+        <w:spacing w:line="240" w:lineRule="auto" w:after="120"/>
+        <w:ind w:firstLine="0"/>
+        <w:jc w:val="left"/>
+      </w:pPr>
+      <w:r>
+        <w:rPr>
+          <w:sz w:val="20"/>
+        </w:rPr>
         <w:t xml:space="preserve">SOURCE: </w:t>
       </w:r>
       <w:hyperlink r:id="rId12">
         <w:r>
           <w:rPr>
             <w:rStyle w:val="Hyperlink"/>
+            <w:sz w:val="20"/>
           </w:rPr>
-          <w:t>https://github.com/hitpipe/hitpipe/actions/runs/39120467832</w:t>
+          <w:t>https://github.com/hitpipe/hitpipe/actions/runs/39229206910</w:t>
         </w:r>
       </w:hyperlink>
       <w:r>
+        <w:rPr>
+          <w:sz w:val="20"/>
+        </w:rPr>
         <w:br/>
-        <w:t>STATE: PASS bundle-only 3aba8f611044ed9d62eb22b11120622af39f78ff</w:t>
+        <w:t>STATE: SUCCESS accepted main ec0dcba7ca42ea59909489cef9650c6edff12f35</w:t>
         <w:br/>
-        <w:t>CWD: не применяется</w:t>
+        <w:t>CWD: /Users/tima/Documents/Codex/2026-10-18/files-pasted-by-the-user-hitpipe/work/hit32-accepted-main</w:t>
         <w:br/>
         <w:t>COMMAND: не применяется</w:t>
         <w:br/>
-        <w:t>STEPS: 1. В evidence/ci/runs.json открыть запись HIT-26 и её фактический URL. 2. Выбрать pr12-processing. 3. Раскрыть Verify bootstrap documentation и actual named-tests step. 4. Показать SHA и что на requirements-only версии module ещё NOT_IMPLEMENTED: зелёный bootstrap не student-code PASS. 5. Для реализованного контракта рядом показать code CI run39121031226.</w:t>
-      </w:r>
-    </w:p>
-    <w:p>
-      <w:r>
-        <w:t>MUST BE VISIBLE: Exact requirement PR SHA/job/check scope; не выдавать bootstrap за tests module</w:t>
+        <w:t>STEPS: 1. Открыть Actions по URL. 2. Проверить head ec0dcba7… и success. 3. Открыть pr12-processing, named tests и race/mutation steps. 4. В снимке должны быть реальные assertions, SHA и итог, не только зелёная иконка.</w:t>
+      </w:r>
+    </w:p>
+    <w:p>
+      <w:pPr>
+        <w:spacing w:line="240" w:lineRule="auto" w:after="120"/>
+        <w:ind w:firstLine="0"/>
+        <w:jc w:val="left"/>
+      </w:pPr>
+      <w:r>
+        <w:rPr>
+          <w:sz w:val="20"/>
+        </w:rPr>
+        <w:t>MUST BE VISIBLE: Accepted main SHA, job pr12-processing, named assertions, command и success; merged PR №4 указан как источник требований</w:t>
         <w:br/>
         <w:t>REDACT: Скрыть tokens/passwords/cookies, личную почту и соседние окна. Не скрывать task/SHA/command/assertion/exit. Не показывать реальные payment/customer payloads; использовать только синтетические fixtures.</w:t>
         <w:br/>
-        <w:t>VERIFY: Проверить полный фактический SHA и actual status. Исторические источники выше не выданы за merged/tagged submission. После human merge/tag использовать внешнюю submission record, повторить проверки на сдаваемом SHA и актуализировать версии; pending human gate сначала реально выполнить. Placeholder не evidence PASS.</w:t>
-      </w:r>
-    </w:p>
-    <w:p>
-      <w:r>
+        <w:t xml:space="preserve">VERIFY: Сверить actual SHA ec0dcba7ca42ea59909489cef9650c6edff12f35 и CI </w:t>
+      </w:r>
+      <w:hyperlink r:id="rId12">
+        <w:r>
+          <w:rPr>
+            <w:rStyle w:val="Hyperlink"/>
+            <w:sz w:val="20"/>
+          </w:rPr>
+          <w:t>https://github.com/hitpipe/hitpipe/actions/runs/39229206910</w:t>
+        </w:r>
+      </w:hyperlink>
+      <w:r>
+        <w:rPr>
+          <w:sz w:val="20"/>
+        </w:rPr>
+        <w:t>. Placeholder не PASS. Для human gate сначала выполнить настоящую проверку с участниками/датой/своим SHA. После принятия отчётов и реальных снимков заново проверить пагинацию/оглавление; финальный tag→commit→CI записывает уполномоченный человек.</w:t>
+      </w:r>
+    </w:p>
+    <w:p>
+      <w:pPr>
+        <w:spacing w:line="240" w:lineRule="auto" w:after="120"/>
+        <w:ind w:firstLine="0"/>
+        <w:jc w:val="left"/>
+      </w:pPr>
+      <w:r>
+        <w:rPr>
+          <w:sz w:val="20"/>
+        </w:rPr>
         <w:t>TARGET: docs/labs/pr12/tp/evidence/screenshots/0302-pz01-02.png</w:t>
         <w:br/>
         <w:t>CAPTION: Рисунок 2 — Автоматические проверки изменения требований</w:t>
         <w:br/>
-        <w:t>INSERT AT: docs/labs/pr12/tp/reports/0302-pz01-tp.docx, приложение инструкций, после заголовка Рисунок 2; ссылка из соответствующего раздела основного текста</w:t>
+        <w:t>INSERT AT: docs/labs/pr12/tp/reports/0302-pz01-tp.docx: блок «Рисунок 2», заменить единственный абзац плейсхолдера для 0302-pz01-02.png. Подпись указана в CAPTION; инструкции SOURCE/STATE/COMMAND сохранить до вставки.</w:t>
       </w:r>
     </w:p>
     <w:p>
@@ -3849,39 +5072,71 @@
       </w:r>
     </w:p>
     <w:p>
-      <w:r>
+      <w:pPr>
+        <w:spacing w:line="240" w:lineRule="auto" w:after="120"/>
+        <w:ind w:firstLine="0"/>
+        <w:jc w:val="left"/>
+      </w:pPr>
+      <w:r>
+        <w:rPr>
+          <w:sz w:val="20"/>
+        </w:rPr>
         <w:t>[ВСТАВИТЬ РЕАЛЬНОЕ ИЗОБРАЖЕНИЕ ВРУЧНУЮ: 0302-pz01-03.png]</w:t>
       </w:r>
     </w:p>
     <w:p>
-      <w:r>
+      <w:pPr>
+        <w:spacing w:line="240" w:lineRule="auto" w:after="120"/>
+        <w:ind w:firstLine="0"/>
+        <w:jc w:val="left"/>
+      </w:pPr>
+      <w:r>
+        <w:rPr>
+          <w:sz w:val="20"/>
+        </w:rPr>
         <w:t>SOURCE: /Users/tima/Documents/Codex/2026-10-18/files-pasted-by-the-user-hitpipe/work/hitpipe/docs/labs/pr12/tp/human-gates/external-opposition.md</w:t>
         <w:br/>
         <w:t>STATE: BLOCKED_HUMAN_ASSIGNMENT</w:t>
         <w:br/>
-        <w:t>CWD: не применяется</w:t>
+        <w:t>CWD: Не определён до получения реального чужого артефакта; записывает фактический проверяющий</w:t>
         <w:br/>
-        <w:t>COMMAND: не применяется</w:t>
+        <w:t>COMMAND: Применить реальные команды полученного чужого артефакта; exact SHA и окружение фиксирует действительный проверяющий. До получения артефакта команда не выполнена.</w:t>
         <w:br/>
-        <w:t>STEPS: 1. Lead получает настоящее назначение другого проекта у преподавателя. 2. Тимофей разбирает exact чужую спецификацию и участвует в обсуждении своих требований. 3. Записать реальные author/project/date/remark/decision/version и ссылку на дискуссию в human-gates/external-opposition.md. 4. Открыть именно эту записанную дискуссию, раскрыть настоящее замечание и ответ. 5. После этого сделать ручной снимок. До разговора изображение и PASS отсутствуют.</w:t>
-      </w:r>
-    </w:p>
-    <w:p>
-      <w:r>
+        <w:t>STEPS: 1. Lead получает настоящее назначение/чужой пакет. 2. Назначенный человек выполняет предусмотренную проверку и записывает дату, роль, exact чужой SHA, cwd/env/commands/results/remarks/retest. 3. Только после этого открыть заполненный протокол и сделать настоящий снимок. 4. Codex по поручению Lead не выдавать за личную проверку студента; текущий placeholder не свидетельствует о выполнении.</w:t>
+      </w:r>
+    </w:p>
+    <w:p>
+      <w:pPr>
+        <w:spacing w:line="240" w:lineRule="auto" w:after="120"/>
+        <w:ind w:firstLine="0"/>
+        <w:jc w:val="left"/>
+      </w:pPr>
+      <w:r>
+        <w:rPr>
+          <w:sz w:val="20"/>
+        </w:rPr>
         <w:t>MUST BE VISIBLE: Другой реальный проект, author/date, requirement, remark либо настоящий протокол без замечаний, decision/retest</w:t>
         <w:br/>
         <w:t>REDACT: Скрыть tokens/passwords/cookies, личную почту и соседние окна. Не скрывать task/SHA/command/assertion/exit. Не показывать реальные payment/customer payloads; использовать только синтетические fixtures.</w:t>
         <w:br/>
-        <w:t>VERIFY: Проверить полный фактический SHA и actual status. Исторические источники выше не выданы за merged/tagged submission. После human merge/tag использовать внешнюю submission record, повторить проверки на сдаваемом SHA и актуализировать версии; pending human gate сначала реально выполнить. Placeholder не evidence PASS.</w:t>
-      </w:r>
-    </w:p>
-    <w:p>
-      <w:r>
+        <w:t>VERIFY: Сначала реальный human gate. Фиксировать actual чужой SHA/CI/env/cwd/commands/дату/проверяющего и результат; их нельзя заменить собственным Processing SHA. Собственная reference ec0dcba7ca42ea59909489cef9650c6edff12f35. После вставки снимков обновить пагинацию/оглавление. Placeholder не PASS.</w:t>
+      </w:r>
+    </w:p>
+    <w:p>
+      <w:pPr>
+        <w:spacing w:line="240" w:lineRule="auto" w:after="120"/>
+        <w:ind w:firstLine="0"/>
+        <w:jc w:val="left"/>
+      </w:pPr>
+      <w:r>
+        <w:rPr>
+          <w:sz w:val="20"/>
+        </w:rPr>
         <w:t>TARGET: docs/labs/pr12/tp/evidence/screenshots/0302-pz01-03.png</w:t>
         <w:br/>
         <w:t>CAPTION: Рисунок 3 — Оппонирование другого проекта и принятое решение</w:t>
         <w:br/>
-        <w:t>INSERT AT: docs/labs/pr12/tp/reports/0302-pz01-tp.docx, приложение инструкций, после заголовка Рисунок 3; ссылка из соответствующего раздела основного текста</w:t>
+        <w:t>INSERT AT: docs/labs/pr12/tp/reports/0302-pz01-tp.docx: блок «Рисунок 3», заменить единственный абзац плейсхолдера для 0302-pz01-03.png. Подпись указана в CAPTION; инструкции SOURCE/STATE/COMMAND сохранить до вставки.</w:t>
       </w:r>
     </w:p>
     <w:p>
@@ -3899,17 +5154,17 @@
     </w:p>
     <w:p>
       <w:r>
-        <w:t>Собственный scaffold HIT-27 — конфигурация/metadata/safe diagnostic и retained pure policy; PR5. Общий LAB-STACK-001 переиспользован по pin. Toolchain: build Go1.27.2; dependencies stdlib/go.mod; tests Go testing; static vet/import guard; dynamic race/diagnostics реально работают. Delve и profiling pprof запланированы для следующей исследовательской работы. GitHub Actions Ubuntu24.04 выполняет named tests/smoke/race/mutations; actual CI URL и SHA в основном тексте.</w:t>
-      </w:r>
-    </w:p>
-    <w:p>
-      <w:r>
-        <w:t>Путь: source+go.mod → Go compiler → linker с version/commit/dirty/mode → OS loader/system dylibs → fixture → application → domain → result. Mac inspection показал libSystem/libresolv, поэтому полностью статический binary не заявлен. Dev -N -l и release -trimpath сравнивались на source8ae5d67b9eb0: 3948210/3909730 bytes, тот же normal/refund/invalid scenario. Оба binary реально исполнялись вне checkout; fixed input valid→VALID0, refund→INELIGIBLE0, malformed→exit2. Timing не измерялся.</w:t>
-      </w:r>
-    </w:p>
-    <w:p>
-      <w:r>
-        <w:t>Содержательная CI sensitivity: M01 нарушает refund predicate, компилируется, тот же wrapper возвращает nonzero. После restoration clean green. Реальное независимое clean-room воспроизведение другой студент ещё не выполнил. Полные семь позиций и наблюдения: toolchain.md, execution-path.md, evidence/d1; 0104-pz01 отдельный DOCX содержит семь точных image slots.</w:t>
+        <w:t>Самостоятельный экспорт 01.04 ПР1 содержит семь позиций контура, путь исполнения и наблюдения. Собственный scaffold/diagnostic и pure policy приняты через PR №5, parser fix — через PR №20. Общий LAB-STACK-001 принадлежит Lead. Go 1.27.2, stdlib/go.mod, testing, vet/import guard, race и CLI diagnostics работают; Delve/pprof остаются запланированными исследованиями.</w:t>
+      </w:r>
+    </w:p>
+    <w:p>
+      <w:r>
+        <w:t>На принятом main ec0dcba7ca42 19.10.2026 Darwin/arm64 dev -N -l и release -trimpath дали бинарники 3948434 и 3909890 bytes. Реальные запуски вне checkout: canonical valid — VALID exit 0, refund=1 — INELIGIBLE/REFUND exit 0, malformed и оба порядка aliases — INVALID_JSON exit 2. libSystem/libresolv подтверждены otool; полностью статический или Linux binary не заявляется. Точные наблюдения — evidence/report-refresh-20261019/delivery-observations.json.</w:t>
+      </w:r>
+    </w:p>
+    <w:p>
+      <w:r>
+        <w:t>Новый локальный M01 sensitivity опыт на принятом main: build exit 0, тот же wrapper exit 1 из-за assertion, restoration exit 0/clean=true. Человек ещё должен выполнить независимую личную clean-room проверку; Codex по поручению Lead её не заменяет. Семь мест для реальных снимков сохранены в отдельном 0104-pz01-tp.docx.</w:t>
       </w:r>
     </w:p>
     <w:sectPr>
